--- a/kbengine引擎源码启动流程大致解析.docx
+++ b/kbengine引擎源码启动流程大致解析.docx
@@ -2329,12 +2329,6 @@
       </w:r>
     </w:p>
     <w:p>
-      <w:pPr>
-        <w:rPr>
-          <w:rFonts w:hint="default"/>
-          <w:lang w:val="en-US" w:eastAsia="zh-CN"/>
-        </w:rPr>
-      </w:pPr>
       <w:r>
         <w:drawing>
           <wp:inline distT="0" distB="0" distL="114300" distR="114300">
@@ -2378,6 +2372,764 @@
           </wp:inline>
         </w:drawing>
       </w:r>
+    </w:p>
+    <w:p/>
+    <w:p>
+      <w:pPr>
+        <w:rPr>
+          <w:rFonts w:hint="default" w:eastAsiaTheme="minorEastAsia"/>
+          <w:lang w:val="en-US" w:eastAsia="zh-CN"/>
+        </w:rPr>
+      </w:pPr>
+      <w:r>
+        <w:rPr>
+          <w:rFonts w:hint="eastAsia"/>
+          <w:lang w:val="en-US" w:eastAsia="zh-CN"/>
+        </w:rPr>
+        <w:t>游戏更新频率 10赫兹,对应0.1秒更新一次</w:t>
+      </w:r>
+    </w:p>
+    <w:p/>
+    <w:p>
+      <w:r>
+        <w:drawing>
+          <wp:inline distT="0" distB="0" distL="114300" distR="114300">
+            <wp:extent cx="5269865" cy="1311910"/>
+            <wp:effectExtent l="0" t="0" r="6985" b="2540"/>
+            <wp:docPr id="3" name="图片 1"/>
+            <wp:cNvGraphicFramePr>
+              <a:graphicFrameLocks xmlns:a="http://schemas.openxmlformats.org/drawingml/2006/main" noChangeAspect="1"/>
+            </wp:cNvGraphicFramePr>
+            <a:graphic xmlns:a="http://schemas.openxmlformats.org/drawingml/2006/main">
+              <a:graphicData uri="http://schemas.openxmlformats.org/drawingml/2006/picture">
+                <pic:pic xmlns:pic="http://schemas.openxmlformats.org/drawingml/2006/picture">
+                  <pic:nvPicPr>
+                    <pic:cNvPr id="3" name="图片 1"/>
+                    <pic:cNvPicPr>
+                      <a:picLocks noChangeAspect="1"/>
+                    </pic:cNvPicPr>
+                  </pic:nvPicPr>
+                  <pic:blipFill>
+                    <a:blip r:embed="rId44"/>
+                    <a:stretch>
+                      <a:fillRect/>
+                    </a:stretch>
+                  </pic:blipFill>
+                  <pic:spPr>
+                    <a:xfrm>
+                      <a:off x="0" y="0"/>
+                      <a:ext cx="5269865" cy="1311910"/>
+                    </a:xfrm>
+                    <a:prstGeom prst="rect">
+                      <a:avLst/>
+                    </a:prstGeom>
+                    <a:noFill/>
+                    <a:ln>
+                      <a:noFill/>
+                    </a:ln>
+                  </pic:spPr>
+                </pic:pic>
+              </a:graphicData>
+            </a:graphic>
+          </wp:inline>
+        </w:drawing>
+      </w:r>
+    </w:p>
+    <w:p/>
+    <w:p>
+      <w:r>
+        <w:drawing>
+          <wp:inline distT="0" distB="0" distL="114300" distR="114300">
+            <wp:extent cx="5271135" cy="3707765"/>
+            <wp:effectExtent l="0" t="0" r="5715" b="6985"/>
+            <wp:docPr id="4" name="图片 2"/>
+            <wp:cNvGraphicFramePr>
+              <a:graphicFrameLocks xmlns:a="http://schemas.openxmlformats.org/drawingml/2006/main" noChangeAspect="1"/>
+            </wp:cNvGraphicFramePr>
+            <a:graphic xmlns:a="http://schemas.openxmlformats.org/drawingml/2006/main">
+              <a:graphicData uri="http://schemas.openxmlformats.org/drawingml/2006/picture">
+                <pic:pic xmlns:pic="http://schemas.openxmlformats.org/drawingml/2006/picture">
+                  <pic:nvPicPr>
+                    <pic:cNvPr id="4" name="图片 2"/>
+                    <pic:cNvPicPr>
+                      <a:picLocks noChangeAspect="1"/>
+                    </pic:cNvPicPr>
+                  </pic:nvPicPr>
+                  <pic:blipFill>
+                    <a:blip r:embed="rId45"/>
+                    <a:stretch>
+                      <a:fillRect/>
+                    </a:stretch>
+                  </pic:blipFill>
+                  <pic:spPr>
+                    <a:xfrm>
+                      <a:off x="0" y="0"/>
+                      <a:ext cx="5271135" cy="3707765"/>
+                    </a:xfrm>
+                    <a:prstGeom prst="rect">
+                      <a:avLst/>
+                    </a:prstGeom>
+                    <a:noFill/>
+                    <a:ln>
+                      <a:noFill/>
+                    </a:ln>
+                  </pic:spPr>
+                </pic:pic>
+              </a:graphicData>
+            </a:graphic>
+          </wp:inline>
+        </w:drawing>
+      </w:r>
+    </w:p>
+    <w:p>
+      <w:pPr>
+        <w:rPr>
+          <w:rFonts w:hint="default"/>
+          <w:lang w:val="en-US" w:eastAsia="zh-CN"/>
+        </w:rPr>
+      </w:pPr>
+    </w:p>
+    <w:p>
+      <w:pPr>
+        <w:rPr>
+          <w:rFonts w:hint="default"/>
+          <w:lang w:val="en-US" w:eastAsia="zh-CN"/>
+        </w:rPr>
+      </w:pPr>
+    </w:p>
+    <w:p>
+      <w:pPr>
+        <w:rPr>
+          <w:rFonts w:hint="default"/>
+          <w:lang w:val="en-US" w:eastAsia="zh-CN"/>
+        </w:rPr>
+      </w:pPr>
+    </w:p>
+    <w:p>
+      <w:pPr>
+        <w:rPr>
+          <w:rFonts w:hint="default"/>
+          <w:lang w:val="en-US" w:eastAsia="zh-CN"/>
+        </w:rPr>
+      </w:pPr>
+      <w:r>
+        <w:rPr>
+          <w:rFonts w:hint="eastAsia"/>
+          <w:lang w:val="en-US" w:eastAsia="zh-CN"/>
+        </w:rPr>
+        <w:t>一些其他方法</w:t>
+      </w:r>
+    </w:p>
+    <w:p>
+      <w:pPr>
+        <w:rPr>
+          <w:rFonts w:hint="default" w:eastAsiaTheme="minorEastAsia"/>
+          <w:lang w:val="en-US" w:eastAsia="zh-CN"/>
+        </w:rPr>
+      </w:pPr>
+      <w:r>
+        <w:drawing>
+          <wp:inline distT="0" distB="0" distL="114300" distR="114300">
+            <wp:extent cx="4600575" cy="1666875"/>
+            <wp:effectExtent l="0" t="0" r="9525" b="9525"/>
+            <wp:docPr id="5" name="图片 3"/>
+            <wp:cNvGraphicFramePr>
+              <a:graphicFrameLocks xmlns:a="http://schemas.openxmlformats.org/drawingml/2006/main" noChangeAspect="1"/>
+            </wp:cNvGraphicFramePr>
+            <a:graphic xmlns:a="http://schemas.openxmlformats.org/drawingml/2006/main">
+              <a:graphicData uri="http://schemas.openxmlformats.org/drawingml/2006/picture">
+                <pic:pic xmlns:pic="http://schemas.openxmlformats.org/drawingml/2006/picture">
+                  <pic:nvPicPr>
+                    <pic:cNvPr id="5" name="图片 3"/>
+                    <pic:cNvPicPr>
+                      <a:picLocks noChangeAspect="1"/>
+                    </pic:cNvPicPr>
+                  </pic:nvPicPr>
+                  <pic:blipFill>
+                    <a:blip r:embed="rId46"/>
+                    <a:stretch>
+                      <a:fillRect/>
+                    </a:stretch>
+                  </pic:blipFill>
+                  <pic:spPr>
+                    <a:xfrm>
+                      <a:off x="0" y="0"/>
+                      <a:ext cx="4600575" cy="1666875"/>
+                    </a:xfrm>
+                    <a:prstGeom prst="rect">
+                      <a:avLst/>
+                    </a:prstGeom>
+                    <a:noFill/>
+                    <a:ln>
+                      <a:noFill/>
+                    </a:ln>
+                  </pic:spPr>
+                </pic:pic>
+              </a:graphicData>
+            </a:graphic>
+          </wp:inline>
+        </w:drawing>
+      </w:r>
+    </w:p>
+    <w:p>
+      <w:pPr>
+        <w:rPr>
+          <w:rFonts w:hint="default" w:eastAsiaTheme="minorEastAsia"/>
+          <w:lang w:val="en-US" w:eastAsia="zh-CN"/>
+        </w:rPr>
+      </w:pPr>
+      <w:r>
+        <w:rPr>
+          <w:rFonts w:hint="eastAsia"/>
+          <w:lang w:val="en-US" w:eastAsia="zh-CN"/>
+        </w:rPr>
+        <w:t>为base也就是engine 和 entity注册方法</w:t>
+      </w:r>
+    </w:p>
+    <w:p>
+      <w:r>
+        <w:drawing>
+          <wp:inline distT="0" distB="0" distL="114300" distR="114300">
+            <wp:extent cx="4638675" cy="2638425"/>
+            <wp:effectExtent l="0" t="0" r="9525" b="9525"/>
+            <wp:docPr id="15" name="图片 5"/>
+            <wp:cNvGraphicFramePr>
+              <a:graphicFrameLocks xmlns:a="http://schemas.openxmlformats.org/drawingml/2006/main" noChangeAspect="1"/>
+            </wp:cNvGraphicFramePr>
+            <a:graphic xmlns:a="http://schemas.openxmlformats.org/drawingml/2006/main">
+              <a:graphicData uri="http://schemas.openxmlformats.org/drawingml/2006/picture">
+                <pic:pic xmlns:pic="http://schemas.openxmlformats.org/drawingml/2006/picture">
+                  <pic:nvPicPr>
+                    <pic:cNvPr id="15" name="图片 5"/>
+                    <pic:cNvPicPr>
+                      <a:picLocks noChangeAspect="1"/>
+                    </pic:cNvPicPr>
+                  </pic:nvPicPr>
+                  <pic:blipFill>
+                    <a:blip r:embed="rId47"/>
+                    <a:stretch>
+                      <a:fillRect/>
+                    </a:stretch>
+                  </pic:blipFill>
+                  <pic:spPr>
+                    <a:xfrm>
+                      <a:off x="0" y="0"/>
+                      <a:ext cx="4638675" cy="2638425"/>
+                    </a:xfrm>
+                    <a:prstGeom prst="rect">
+                      <a:avLst/>
+                    </a:prstGeom>
+                    <a:noFill/>
+                    <a:ln>
+                      <a:noFill/>
+                    </a:ln>
+                  </pic:spPr>
+                </pic:pic>
+              </a:graphicData>
+            </a:graphic>
+          </wp:inline>
+        </w:drawing>
+      </w:r>
+    </w:p>
+    <w:p/>
+    <w:p>
+      <w:r>
+        <w:drawing>
+          <wp:inline distT="0" distB="0" distL="114300" distR="114300">
+            <wp:extent cx="5269865" cy="1698625"/>
+            <wp:effectExtent l="0" t="0" r="6985" b="15875"/>
+            <wp:docPr id="29" name="图片 7"/>
+            <wp:cNvGraphicFramePr>
+              <a:graphicFrameLocks xmlns:a="http://schemas.openxmlformats.org/drawingml/2006/main" noChangeAspect="1"/>
+            </wp:cNvGraphicFramePr>
+            <a:graphic xmlns:a="http://schemas.openxmlformats.org/drawingml/2006/main">
+              <a:graphicData uri="http://schemas.openxmlformats.org/drawingml/2006/picture">
+                <pic:pic xmlns:pic="http://schemas.openxmlformats.org/drawingml/2006/picture">
+                  <pic:nvPicPr>
+                    <pic:cNvPr id="29" name="图片 7"/>
+                    <pic:cNvPicPr>
+                      <a:picLocks noChangeAspect="1"/>
+                    </pic:cNvPicPr>
+                  </pic:nvPicPr>
+                  <pic:blipFill>
+                    <a:blip r:embed="rId48"/>
+                    <a:stretch>
+                      <a:fillRect/>
+                    </a:stretch>
+                  </pic:blipFill>
+                  <pic:spPr>
+                    <a:xfrm>
+                      <a:off x="0" y="0"/>
+                      <a:ext cx="5269865" cy="1698625"/>
+                    </a:xfrm>
+                    <a:prstGeom prst="rect">
+                      <a:avLst/>
+                    </a:prstGeom>
+                    <a:noFill/>
+                    <a:ln>
+                      <a:noFill/>
+                    </a:ln>
+                  </pic:spPr>
+                </pic:pic>
+              </a:graphicData>
+            </a:graphic>
+          </wp:inline>
+        </w:drawing>
+      </w:r>
+    </w:p>
+    <w:p>
+      <w:r>
+        <w:drawing>
+          <wp:inline distT="0" distB="0" distL="114300" distR="114300">
+            <wp:extent cx="5264150" cy="718820"/>
+            <wp:effectExtent l="0" t="0" r="12700" b="5080"/>
+            <wp:docPr id="32" name="图片 8"/>
+            <wp:cNvGraphicFramePr>
+              <a:graphicFrameLocks xmlns:a="http://schemas.openxmlformats.org/drawingml/2006/main" noChangeAspect="1"/>
+            </wp:cNvGraphicFramePr>
+            <a:graphic xmlns:a="http://schemas.openxmlformats.org/drawingml/2006/main">
+              <a:graphicData uri="http://schemas.openxmlformats.org/drawingml/2006/picture">
+                <pic:pic xmlns:pic="http://schemas.openxmlformats.org/drawingml/2006/picture">
+                  <pic:nvPicPr>
+                    <pic:cNvPr id="32" name="图片 8"/>
+                    <pic:cNvPicPr>
+                      <a:picLocks noChangeAspect="1"/>
+                    </pic:cNvPicPr>
+                  </pic:nvPicPr>
+                  <pic:blipFill>
+                    <a:blip r:embed="rId49"/>
+                    <a:stretch>
+                      <a:fillRect/>
+                    </a:stretch>
+                  </pic:blipFill>
+                  <pic:spPr>
+                    <a:xfrm>
+                      <a:off x="0" y="0"/>
+                      <a:ext cx="5264150" cy="718820"/>
+                    </a:xfrm>
+                    <a:prstGeom prst="rect">
+                      <a:avLst/>
+                    </a:prstGeom>
+                    <a:noFill/>
+                    <a:ln>
+                      <a:noFill/>
+                    </a:ln>
+                  </pic:spPr>
+                </pic:pic>
+              </a:graphicData>
+            </a:graphic>
+          </wp:inline>
+        </w:drawing>
+      </w:r>
+    </w:p>
+    <w:p/>
+    <w:p/>
+    <w:p/>
+    <w:p/>
+    <w:p/>
+    <w:p/>
+    <w:p/>
+    <w:p/>
+    <w:p/>
+    <w:p/>
+    <w:p/>
+    <w:p/>
+    <w:p/>
+    <w:p/>
+    <w:p/>
+    <w:p/>
+    <w:p/>
+    <w:p/>
+    <w:p>
+      <w:pPr>
+        <w:rPr>
+          <w:rFonts w:hint="eastAsia"/>
+          <w:lang w:val="en-US" w:eastAsia="zh-CN"/>
+        </w:rPr>
+      </w:pPr>
+      <w:r>
+        <w:rPr>
+          <w:rFonts w:hint="eastAsia"/>
+          <w:lang w:val="en-US" w:eastAsia="zh-CN"/>
+        </w:rPr>
+        <w:t>定时器</w:t>
+      </w:r>
+    </w:p>
+    <w:p>
+      <w:r>
+        <w:drawing>
+          <wp:inline distT="0" distB="0" distL="114300" distR="114300">
+            <wp:extent cx="5268595" cy="2488565"/>
+            <wp:effectExtent l="0" t="0" r="8255" b="6985"/>
+            <wp:docPr id="8" name="图片 1"/>
+            <wp:cNvGraphicFramePr>
+              <a:graphicFrameLocks xmlns:a="http://schemas.openxmlformats.org/drawingml/2006/main" noChangeAspect="1"/>
+            </wp:cNvGraphicFramePr>
+            <a:graphic xmlns:a="http://schemas.openxmlformats.org/drawingml/2006/main">
+              <a:graphicData uri="http://schemas.openxmlformats.org/drawingml/2006/picture">
+                <pic:pic xmlns:pic="http://schemas.openxmlformats.org/drawingml/2006/picture">
+                  <pic:nvPicPr>
+                    <pic:cNvPr id="8" name="图片 1"/>
+                    <pic:cNvPicPr>
+                      <a:picLocks noChangeAspect="1"/>
+                    </pic:cNvPicPr>
+                  </pic:nvPicPr>
+                  <pic:blipFill>
+                    <a:blip r:embed="rId50"/>
+                    <a:stretch>
+                      <a:fillRect/>
+                    </a:stretch>
+                  </pic:blipFill>
+                  <pic:spPr>
+                    <a:xfrm>
+                      <a:off x="0" y="0"/>
+                      <a:ext cx="5268595" cy="2488565"/>
+                    </a:xfrm>
+                    <a:prstGeom prst="rect">
+                      <a:avLst/>
+                    </a:prstGeom>
+                    <a:noFill/>
+                    <a:ln>
+                      <a:noFill/>
+                    </a:ln>
+                  </pic:spPr>
+                </pic:pic>
+              </a:graphicData>
+            </a:graphic>
+          </wp:inline>
+        </w:drawing>
+      </w:r>
+    </w:p>
+    <w:p>
+      <w:r>
+        <w:drawing>
+          <wp:inline distT="0" distB="0" distL="114300" distR="114300">
+            <wp:extent cx="5273675" cy="3537585"/>
+            <wp:effectExtent l="0" t="0" r="3175" b="5715"/>
+            <wp:docPr id="21" name="图片 2"/>
+            <wp:cNvGraphicFramePr>
+              <a:graphicFrameLocks xmlns:a="http://schemas.openxmlformats.org/drawingml/2006/main" noChangeAspect="1"/>
+            </wp:cNvGraphicFramePr>
+            <a:graphic xmlns:a="http://schemas.openxmlformats.org/drawingml/2006/main">
+              <a:graphicData uri="http://schemas.openxmlformats.org/drawingml/2006/picture">
+                <pic:pic xmlns:pic="http://schemas.openxmlformats.org/drawingml/2006/picture">
+                  <pic:nvPicPr>
+                    <pic:cNvPr id="21" name="图片 2"/>
+                    <pic:cNvPicPr>
+                      <a:picLocks noChangeAspect="1"/>
+                    </pic:cNvPicPr>
+                  </pic:nvPicPr>
+                  <pic:blipFill>
+                    <a:blip r:embed="rId51"/>
+                    <a:stretch>
+                      <a:fillRect/>
+                    </a:stretch>
+                  </pic:blipFill>
+                  <pic:spPr>
+                    <a:xfrm>
+                      <a:off x="0" y="0"/>
+                      <a:ext cx="5273675" cy="3537585"/>
+                    </a:xfrm>
+                    <a:prstGeom prst="rect">
+                      <a:avLst/>
+                    </a:prstGeom>
+                    <a:noFill/>
+                    <a:ln>
+                      <a:noFill/>
+                    </a:ln>
+                  </pic:spPr>
+                </pic:pic>
+              </a:graphicData>
+            </a:graphic>
+          </wp:inline>
+        </w:drawing>
+      </w:r>
+    </w:p>
+    <w:p>
+      <w:r>
+        <w:drawing>
+          <wp:inline distT="0" distB="0" distL="114300" distR="114300">
+            <wp:extent cx="3638550" cy="790575"/>
+            <wp:effectExtent l="0" t="0" r="0" b="9525"/>
+            <wp:docPr id="52" name="图片 6"/>
+            <wp:cNvGraphicFramePr>
+              <a:graphicFrameLocks xmlns:a="http://schemas.openxmlformats.org/drawingml/2006/main" noChangeAspect="1"/>
+            </wp:cNvGraphicFramePr>
+            <a:graphic xmlns:a="http://schemas.openxmlformats.org/drawingml/2006/main">
+              <a:graphicData uri="http://schemas.openxmlformats.org/drawingml/2006/picture">
+                <pic:pic xmlns:pic="http://schemas.openxmlformats.org/drawingml/2006/picture">
+                  <pic:nvPicPr>
+                    <pic:cNvPr id="52" name="图片 6"/>
+                    <pic:cNvPicPr>
+                      <a:picLocks noChangeAspect="1"/>
+                    </pic:cNvPicPr>
+                  </pic:nvPicPr>
+                  <pic:blipFill>
+                    <a:blip r:embed="rId52"/>
+                    <a:stretch>
+                      <a:fillRect/>
+                    </a:stretch>
+                  </pic:blipFill>
+                  <pic:spPr>
+                    <a:xfrm>
+                      <a:off x="0" y="0"/>
+                      <a:ext cx="3638550" cy="790575"/>
+                    </a:xfrm>
+                    <a:prstGeom prst="rect">
+                      <a:avLst/>
+                    </a:prstGeom>
+                    <a:noFill/>
+                    <a:ln>
+                      <a:noFill/>
+                    </a:ln>
+                  </pic:spPr>
+                </pic:pic>
+              </a:graphicData>
+            </a:graphic>
+          </wp:inline>
+        </w:drawing>
+      </w:r>
+    </w:p>
+    <w:p>
+      <w:r>
+        <w:drawing>
+          <wp:inline distT="0" distB="0" distL="114300" distR="114300">
+            <wp:extent cx="5271135" cy="1359535"/>
+            <wp:effectExtent l="0" t="0" r="5715" b="12065"/>
+            <wp:docPr id="37" name="图片 3"/>
+            <wp:cNvGraphicFramePr>
+              <a:graphicFrameLocks xmlns:a="http://schemas.openxmlformats.org/drawingml/2006/main" noChangeAspect="1"/>
+            </wp:cNvGraphicFramePr>
+            <a:graphic xmlns:a="http://schemas.openxmlformats.org/drawingml/2006/main">
+              <a:graphicData uri="http://schemas.openxmlformats.org/drawingml/2006/picture">
+                <pic:pic xmlns:pic="http://schemas.openxmlformats.org/drawingml/2006/picture">
+                  <pic:nvPicPr>
+                    <pic:cNvPr id="37" name="图片 3"/>
+                    <pic:cNvPicPr>
+                      <a:picLocks noChangeAspect="1"/>
+                    </pic:cNvPicPr>
+                  </pic:nvPicPr>
+                  <pic:blipFill>
+                    <a:blip r:embed="rId53"/>
+                    <a:stretch>
+                      <a:fillRect/>
+                    </a:stretch>
+                  </pic:blipFill>
+                  <pic:spPr>
+                    <a:xfrm>
+                      <a:off x="0" y="0"/>
+                      <a:ext cx="5271135" cy="1359535"/>
+                    </a:xfrm>
+                    <a:prstGeom prst="rect">
+                      <a:avLst/>
+                    </a:prstGeom>
+                    <a:noFill/>
+                    <a:ln>
+                      <a:noFill/>
+                    </a:ln>
+                  </pic:spPr>
+                </pic:pic>
+              </a:graphicData>
+            </a:graphic>
+          </wp:inline>
+        </w:drawing>
+      </w:r>
+    </w:p>
+    <w:p/>
+    <w:p>
+      <w:pPr>
+        <w:rPr>
+          <w:rFonts w:hint="eastAsia" w:ascii="新宋体" w:hAnsi="新宋体" w:eastAsia="新宋体"/>
+          <w:color w:val="000000"/>
+          <w:sz w:val="19"/>
+          <w:szCs w:val="24"/>
+          <w:highlight w:val="white"/>
+          <w:lang w:val="en-US" w:eastAsia="zh-CN"/>
+        </w:rPr>
+      </w:pPr>
+      <w:r>
+        <w:rPr>
+          <w:rFonts w:hint="eastAsia" w:ascii="新宋体" w:hAnsi="新宋体" w:eastAsia="新宋体"/>
+          <w:color w:val="000000"/>
+          <w:sz w:val="19"/>
+          <w:szCs w:val="24"/>
+          <w:highlight w:val="white"/>
+        </w:rPr>
+        <w:t>timers_</w:t>
+      </w:r>
+      <w:r>
+        <w:rPr>
+          <w:rFonts w:hint="eastAsia" w:ascii="新宋体" w:hAnsi="新宋体" w:eastAsia="新宋体"/>
+          <w:color w:val="000000"/>
+          <w:sz w:val="19"/>
+          <w:szCs w:val="24"/>
+          <w:highlight w:val="white"/>
+          <w:lang w:val="en-US" w:eastAsia="zh-CN"/>
+        </w:rPr>
+        <w:t xml:space="preserve"> </w:t>
+      </w:r>
+      <w:r>
+        <w:rPr>
+          <w:rFonts w:hint="eastAsia"/>
+          <w:lang w:val="en-US" w:eastAsia="zh-CN"/>
+        </w:rPr>
+        <w:t xml:space="preserve">和 </w:t>
+      </w:r>
+      <w:r>
+        <w:rPr>
+          <w:rFonts w:hint="eastAsia" w:ascii="新宋体" w:hAnsi="新宋体" w:eastAsia="新宋体"/>
+          <w:color w:val="2B91AF"/>
+          <w:sz w:val="19"/>
+          <w:szCs w:val="24"/>
+          <w:highlight w:val="white"/>
+        </w:rPr>
+        <w:t>EventDispatcher</w:t>
+      </w:r>
+      <w:r>
+        <w:rPr>
+          <w:rFonts w:hint="eastAsia"/>
+          <w:lang w:val="en-US" w:eastAsia="zh-CN"/>
+        </w:rPr>
+        <w:t xml:space="preserve"> 中被创建的定时器 </w:t>
+      </w:r>
+      <w:r>
+        <w:rPr>
+          <w:rFonts w:hint="eastAsia" w:ascii="新宋体" w:hAnsi="新宋体" w:eastAsia="新宋体"/>
+          <w:color w:val="000000"/>
+          <w:sz w:val="19"/>
+          <w:szCs w:val="24"/>
+          <w:highlight w:val="white"/>
+        </w:rPr>
+        <w:t>pTimers_</w:t>
+      </w:r>
+      <w:r>
+        <w:rPr>
+          <w:rFonts w:hint="eastAsia" w:ascii="新宋体" w:hAnsi="新宋体" w:eastAsia="新宋体"/>
+          <w:color w:val="000000"/>
+          <w:sz w:val="19"/>
+          <w:szCs w:val="24"/>
+          <w:highlight w:val="white"/>
+          <w:lang w:val="en-US" w:eastAsia="zh-CN"/>
+        </w:rPr>
+        <w:t>不是同一个</w:t>
+      </w:r>
+    </w:p>
+    <w:p>
+      <w:pPr>
+        <w:rPr>
+          <w:rFonts w:hint="default" w:ascii="新宋体" w:hAnsi="新宋体" w:eastAsia="新宋体"/>
+          <w:color w:val="000000"/>
+          <w:sz w:val="19"/>
+          <w:szCs w:val="24"/>
+          <w:highlight w:val="white"/>
+          <w:lang w:val="en-US" w:eastAsia="zh-CN"/>
+        </w:rPr>
+      </w:pPr>
+      <w:r>
+        <w:rPr>
+          <w:rFonts w:hint="eastAsia" w:ascii="新宋体" w:hAnsi="新宋体" w:eastAsia="新宋体"/>
+          <w:color w:val="000000"/>
+          <w:sz w:val="19"/>
+          <w:szCs w:val="24"/>
+          <w:highlight w:val="white"/>
+        </w:rPr>
+        <w:t>timers</w:t>
+      </w:r>
+      <w:r>
+        <w:rPr>
+          <w:rFonts w:hint="eastAsia" w:ascii="新宋体" w:hAnsi="新宋体" w:eastAsia="新宋体"/>
+          <w:color w:val="000000"/>
+          <w:sz w:val="19"/>
+          <w:szCs w:val="24"/>
+          <w:highlight w:val="white"/>
+          <w:lang w:val="en-US" w:eastAsia="zh-CN"/>
+        </w:rPr>
+        <w:t>主要用于脚本的定时器，</w:t>
+      </w:r>
+      <w:r>
+        <w:rPr>
+          <w:rFonts w:hint="eastAsia" w:ascii="新宋体" w:hAnsi="新宋体" w:eastAsia="新宋体"/>
+          <w:color w:val="000000"/>
+          <w:sz w:val="19"/>
+          <w:szCs w:val="24"/>
+          <w:highlight w:val="white"/>
+        </w:rPr>
+        <w:t>pTimers_</w:t>
+      </w:r>
+      <w:r>
+        <w:rPr>
+          <w:rFonts w:hint="eastAsia" w:ascii="新宋体" w:hAnsi="新宋体" w:eastAsia="新宋体"/>
+          <w:color w:val="000000"/>
+          <w:sz w:val="19"/>
+          <w:szCs w:val="24"/>
+          <w:highlight w:val="white"/>
+          <w:lang w:val="en-US" w:eastAsia="zh-CN"/>
+        </w:rPr>
+        <w:t>用于引擎C++中的定时器</w:t>
+      </w:r>
+    </w:p>
+    <w:p/>
+    <w:p>
+      <w:pPr>
+        <w:rPr>
+          <w:rFonts w:hint="eastAsia"/>
+          <w:lang w:val="en-US" w:eastAsia="zh-CN"/>
+        </w:rPr>
+      </w:pPr>
+    </w:p>
+    <w:p>
+      <w:r>
+        <w:drawing>
+          <wp:inline distT="0" distB="0" distL="114300" distR="114300">
+            <wp:extent cx="5143500" cy="2971800"/>
+            <wp:effectExtent l="0" t="0" r="0" b="0"/>
+            <wp:docPr id="49" name="图片 5"/>
+            <wp:cNvGraphicFramePr>
+              <a:graphicFrameLocks xmlns:a="http://schemas.openxmlformats.org/drawingml/2006/main" noChangeAspect="1"/>
+            </wp:cNvGraphicFramePr>
+            <a:graphic xmlns:a="http://schemas.openxmlformats.org/drawingml/2006/main">
+              <a:graphicData uri="http://schemas.openxmlformats.org/drawingml/2006/picture">
+                <pic:pic xmlns:pic="http://schemas.openxmlformats.org/drawingml/2006/picture">
+                  <pic:nvPicPr>
+                    <pic:cNvPr id="49" name="图片 5"/>
+                    <pic:cNvPicPr>
+                      <a:picLocks noChangeAspect="1"/>
+                    </pic:cNvPicPr>
+                  </pic:nvPicPr>
+                  <pic:blipFill>
+                    <a:blip r:embed="rId54"/>
+                    <a:stretch>
+                      <a:fillRect/>
+                    </a:stretch>
+                  </pic:blipFill>
+                  <pic:spPr>
+                    <a:xfrm>
+                      <a:off x="0" y="0"/>
+                      <a:ext cx="5143500" cy="2971800"/>
+                    </a:xfrm>
+                    <a:prstGeom prst="rect">
+                      <a:avLst/>
+                    </a:prstGeom>
+                    <a:noFill/>
+                    <a:ln>
+                      <a:noFill/>
+                    </a:ln>
+                  </pic:spPr>
+                </pic:pic>
+              </a:graphicData>
+            </a:graphic>
+          </wp:inline>
+        </w:drawing>
+      </w:r>
+    </w:p>
+    <w:p/>
+    <w:p>
+      <w:pPr>
+        <w:rPr>
+          <w:rFonts w:hint="default" w:eastAsiaTheme="minorEastAsia"/>
+          <w:lang w:val="en-US" w:eastAsia="zh-CN"/>
+        </w:rPr>
+      </w:pPr>
       <w:bookmarkStart w:id="0" w:name="_GoBack"/>
       <w:bookmarkEnd w:id="0"/>
     </w:p>

--- a/kbengine引擎源码启动流程大致解析.docx
+++ b/kbengine引擎源码启动流程大致解析.docx
@@ -2484,461 +2484,6 @@
     <w:p>
       <w:pPr>
         <w:rPr>
-          <w:rFonts w:hint="default"/>
-          <w:lang w:val="en-US" w:eastAsia="zh-CN"/>
-        </w:rPr>
-      </w:pPr>
-    </w:p>
-    <w:p>
-      <w:pPr>
-        <w:rPr>
-          <w:rFonts w:hint="default"/>
-          <w:lang w:val="en-US" w:eastAsia="zh-CN"/>
-        </w:rPr>
-      </w:pPr>
-    </w:p>
-    <w:p>
-      <w:pPr>
-        <w:rPr>
-          <w:rFonts w:hint="default"/>
-          <w:lang w:val="en-US" w:eastAsia="zh-CN"/>
-        </w:rPr>
-      </w:pPr>
-    </w:p>
-    <w:p>
-      <w:pPr>
-        <w:rPr>
-          <w:rFonts w:hint="default"/>
-          <w:lang w:val="en-US" w:eastAsia="zh-CN"/>
-        </w:rPr>
-      </w:pPr>
-      <w:r>
-        <w:rPr>
-          <w:rFonts w:hint="eastAsia"/>
-          <w:lang w:val="en-US" w:eastAsia="zh-CN"/>
-        </w:rPr>
-        <w:t>一些其他方法</w:t>
-      </w:r>
-    </w:p>
-    <w:p>
-      <w:pPr>
-        <w:rPr>
-          <w:rFonts w:hint="default" w:eastAsiaTheme="minorEastAsia"/>
-          <w:lang w:val="en-US" w:eastAsia="zh-CN"/>
-        </w:rPr>
-      </w:pPr>
-      <w:r>
-        <w:drawing>
-          <wp:inline distT="0" distB="0" distL="114300" distR="114300">
-            <wp:extent cx="4600575" cy="1666875"/>
-            <wp:effectExtent l="0" t="0" r="9525" b="9525"/>
-            <wp:docPr id="5" name="图片 3"/>
-            <wp:cNvGraphicFramePr>
-              <a:graphicFrameLocks xmlns:a="http://schemas.openxmlformats.org/drawingml/2006/main" noChangeAspect="1"/>
-            </wp:cNvGraphicFramePr>
-            <a:graphic xmlns:a="http://schemas.openxmlformats.org/drawingml/2006/main">
-              <a:graphicData uri="http://schemas.openxmlformats.org/drawingml/2006/picture">
-                <pic:pic xmlns:pic="http://schemas.openxmlformats.org/drawingml/2006/picture">
-                  <pic:nvPicPr>
-                    <pic:cNvPr id="5" name="图片 3"/>
-                    <pic:cNvPicPr>
-                      <a:picLocks noChangeAspect="1"/>
-                    </pic:cNvPicPr>
-                  </pic:nvPicPr>
-                  <pic:blipFill>
-                    <a:blip r:embed="rId46"/>
-                    <a:stretch>
-                      <a:fillRect/>
-                    </a:stretch>
-                  </pic:blipFill>
-                  <pic:spPr>
-                    <a:xfrm>
-                      <a:off x="0" y="0"/>
-                      <a:ext cx="4600575" cy="1666875"/>
-                    </a:xfrm>
-                    <a:prstGeom prst="rect">
-                      <a:avLst/>
-                    </a:prstGeom>
-                    <a:noFill/>
-                    <a:ln>
-                      <a:noFill/>
-                    </a:ln>
-                  </pic:spPr>
-                </pic:pic>
-              </a:graphicData>
-            </a:graphic>
-          </wp:inline>
-        </w:drawing>
-      </w:r>
-    </w:p>
-    <w:p>
-      <w:pPr>
-        <w:rPr>
-          <w:rFonts w:hint="default" w:eastAsiaTheme="minorEastAsia"/>
-          <w:lang w:val="en-US" w:eastAsia="zh-CN"/>
-        </w:rPr>
-      </w:pPr>
-      <w:r>
-        <w:rPr>
-          <w:rFonts w:hint="eastAsia"/>
-          <w:lang w:val="en-US" w:eastAsia="zh-CN"/>
-        </w:rPr>
-        <w:t>为base也就是engine 和 entity注册方法</w:t>
-      </w:r>
-    </w:p>
-    <w:p>
-      <w:r>
-        <w:drawing>
-          <wp:inline distT="0" distB="0" distL="114300" distR="114300">
-            <wp:extent cx="4638675" cy="2638425"/>
-            <wp:effectExtent l="0" t="0" r="9525" b="9525"/>
-            <wp:docPr id="15" name="图片 5"/>
-            <wp:cNvGraphicFramePr>
-              <a:graphicFrameLocks xmlns:a="http://schemas.openxmlformats.org/drawingml/2006/main" noChangeAspect="1"/>
-            </wp:cNvGraphicFramePr>
-            <a:graphic xmlns:a="http://schemas.openxmlformats.org/drawingml/2006/main">
-              <a:graphicData uri="http://schemas.openxmlformats.org/drawingml/2006/picture">
-                <pic:pic xmlns:pic="http://schemas.openxmlformats.org/drawingml/2006/picture">
-                  <pic:nvPicPr>
-                    <pic:cNvPr id="15" name="图片 5"/>
-                    <pic:cNvPicPr>
-                      <a:picLocks noChangeAspect="1"/>
-                    </pic:cNvPicPr>
-                  </pic:nvPicPr>
-                  <pic:blipFill>
-                    <a:blip r:embed="rId47"/>
-                    <a:stretch>
-                      <a:fillRect/>
-                    </a:stretch>
-                  </pic:blipFill>
-                  <pic:spPr>
-                    <a:xfrm>
-                      <a:off x="0" y="0"/>
-                      <a:ext cx="4638675" cy="2638425"/>
-                    </a:xfrm>
-                    <a:prstGeom prst="rect">
-                      <a:avLst/>
-                    </a:prstGeom>
-                    <a:noFill/>
-                    <a:ln>
-                      <a:noFill/>
-                    </a:ln>
-                  </pic:spPr>
-                </pic:pic>
-              </a:graphicData>
-            </a:graphic>
-          </wp:inline>
-        </w:drawing>
-      </w:r>
-    </w:p>
-    <w:p/>
-    <w:p>
-      <w:r>
-        <w:drawing>
-          <wp:inline distT="0" distB="0" distL="114300" distR="114300">
-            <wp:extent cx="5269865" cy="1698625"/>
-            <wp:effectExtent l="0" t="0" r="6985" b="15875"/>
-            <wp:docPr id="29" name="图片 7"/>
-            <wp:cNvGraphicFramePr>
-              <a:graphicFrameLocks xmlns:a="http://schemas.openxmlformats.org/drawingml/2006/main" noChangeAspect="1"/>
-            </wp:cNvGraphicFramePr>
-            <a:graphic xmlns:a="http://schemas.openxmlformats.org/drawingml/2006/main">
-              <a:graphicData uri="http://schemas.openxmlformats.org/drawingml/2006/picture">
-                <pic:pic xmlns:pic="http://schemas.openxmlformats.org/drawingml/2006/picture">
-                  <pic:nvPicPr>
-                    <pic:cNvPr id="29" name="图片 7"/>
-                    <pic:cNvPicPr>
-                      <a:picLocks noChangeAspect="1"/>
-                    </pic:cNvPicPr>
-                  </pic:nvPicPr>
-                  <pic:blipFill>
-                    <a:blip r:embed="rId48"/>
-                    <a:stretch>
-                      <a:fillRect/>
-                    </a:stretch>
-                  </pic:blipFill>
-                  <pic:spPr>
-                    <a:xfrm>
-                      <a:off x="0" y="0"/>
-                      <a:ext cx="5269865" cy="1698625"/>
-                    </a:xfrm>
-                    <a:prstGeom prst="rect">
-                      <a:avLst/>
-                    </a:prstGeom>
-                    <a:noFill/>
-                    <a:ln>
-                      <a:noFill/>
-                    </a:ln>
-                  </pic:spPr>
-                </pic:pic>
-              </a:graphicData>
-            </a:graphic>
-          </wp:inline>
-        </w:drawing>
-      </w:r>
-    </w:p>
-    <w:p>
-      <w:r>
-        <w:drawing>
-          <wp:inline distT="0" distB="0" distL="114300" distR="114300">
-            <wp:extent cx="5264150" cy="718820"/>
-            <wp:effectExtent l="0" t="0" r="12700" b="5080"/>
-            <wp:docPr id="32" name="图片 8"/>
-            <wp:cNvGraphicFramePr>
-              <a:graphicFrameLocks xmlns:a="http://schemas.openxmlformats.org/drawingml/2006/main" noChangeAspect="1"/>
-            </wp:cNvGraphicFramePr>
-            <a:graphic xmlns:a="http://schemas.openxmlformats.org/drawingml/2006/main">
-              <a:graphicData uri="http://schemas.openxmlformats.org/drawingml/2006/picture">
-                <pic:pic xmlns:pic="http://schemas.openxmlformats.org/drawingml/2006/picture">
-                  <pic:nvPicPr>
-                    <pic:cNvPr id="32" name="图片 8"/>
-                    <pic:cNvPicPr>
-                      <a:picLocks noChangeAspect="1"/>
-                    </pic:cNvPicPr>
-                  </pic:nvPicPr>
-                  <pic:blipFill>
-                    <a:blip r:embed="rId49"/>
-                    <a:stretch>
-                      <a:fillRect/>
-                    </a:stretch>
-                  </pic:blipFill>
-                  <pic:spPr>
-                    <a:xfrm>
-                      <a:off x="0" y="0"/>
-                      <a:ext cx="5264150" cy="718820"/>
-                    </a:xfrm>
-                    <a:prstGeom prst="rect">
-                      <a:avLst/>
-                    </a:prstGeom>
-                    <a:noFill/>
-                    <a:ln>
-                      <a:noFill/>
-                    </a:ln>
-                  </pic:spPr>
-                </pic:pic>
-              </a:graphicData>
-            </a:graphic>
-          </wp:inline>
-        </w:drawing>
-      </w:r>
-    </w:p>
-    <w:p/>
-    <w:p/>
-    <w:p/>
-    <w:p/>
-    <w:p/>
-    <w:p/>
-    <w:p/>
-    <w:p/>
-    <w:p/>
-    <w:p/>
-    <w:p/>
-    <w:p/>
-    <w:p/>
-    <w:p/>
-    <w:p/>
-    <w:p/>
-    <w:p/>
-    <w:p/>
-    <w:p>
-      <w:pPr>
-        <w:rPr>
-          <w:rFonts w:hint="eastAsia"/>
-          <w:lang w:val="en-US" w:eastAsia="zh-CN"/>
-        </w:rPr>
-      </w:pPr>
-      <w:r>
-        <w:rPr>
-          <w:rFonts w:hint="eastAsia"/>
-          <w:lang w:val="en-US" w:eastAsia="zh-CN"/>
-        </w:rPr>
-        <w:t>定时器</w:t>
-      </w:r>
-    </w:p>
-    <w:p>
-      <w:r>
-        <w:drawing>
-          <wp:inline distT="0" distB="0" distL="114300" distR="114300">
-            <wp:extent cx="5268595" cy="2488565"/>
-            <wp:effectExtent l="0" t="0" r="8255" b="6985"/>
-            <wp:docPr id="8" name="图片 1"/>
-            <wp:cNvGraphicFramePr>
-              <a:graphicFrameLocks xmlns:a="http://schemas.openxmlformats.org/drawingml/2006/main" noChangeAspect="1"/>
-            </wp:cNvGraphicFramePr>
-            <a:graphic xmlns:a="http://schemas.openxmlformats.org/drawingml/2006/main">
-              <a:graphicData uri="http://schemas.openxmlformats.org/drawingml/2006/picture">
-                <pic:pic xmlns:pic="http://schemas.openxmlformats.org/drawingml/2006/picture">
-                  <pic:nvPicPr>
-                    <pic:cNvPr id="8" name="图片 1"/>
-                    <pic:cNvPicPr>
-                      <a:picLocks noChangeAspect="1"/>
-                    </pic:cNvPicPr>
-                  </pic:nvPicPr>
-                  <pic:blipFill>
-                    <a:blip r:embed="rId50"/>
-                    <a:stretch>
-                      <a:fillRect/>
-                    </a:stretch>
-                  </pic:blipFill>
-                  <pic:spPr>
-                    <a:xfrm>
-                      <a:off x="0" y="0"/>
-                      <a:ext cx="5268595" cy="2488565"/>
-                    </a:xfrm>
-                    <a:prstGeom prst="rect">
-                      <a:avLst/>
-                    </a:prstGeom>
-                    <a:noFill/>
-                    <a:ln>
-                      <a:noFill/>
-                    </a:ln>
-                  </pic:spPr>
-                </pic:pic>
-              </a:graphicData>
-            </a:graphic>
-          </wp:inline>
-        </w:drawing>
-      </w:r>
-    </w:p>
-    <w:p>
-      <w:r>
-        <w:drawing>
-          <wp:inline distT="0" distB="0" distL="114300" distR="114300">
-            <wp:extent cx="5273675" cy="3537585"/>
-            <wp:effectExtent l="0" t="0" r="3175" b="5715"/>
-            <wp:docPr id="21" name="图片 2"/>
-            <wp:cNvGraphicFramePr>
-              <a:graphicFrameLocks xmlns:a="http://schemas.openxmlformats.org/drawingml/2006/main" noChangeAspect="1"/>
-            </wp:cNvGraphicFramePr>
-            <a:graphic xmlns:a="http://schemas.openxmlformats.org/drawingml/2006/main">
-              <a:graphicData uri="http://schemas.openxmlformats.org/drawingml/2006/picture">
-                <pic:pic xmlns:pic="http://schemas.openxmlformats.org/drawingml/2006/picture">
-                  <pic:nvPicPr>
-                    <pic:cNvPr id="21" name="图片 2"/>
-                    <pic:cNvPicPr>
-                      <a:picLocks noChangeAspect="1"/>
-                    </pic:cNvPicPr>
-                  </pic:nvPicPr>
-                  <pic:blipFill>
-                    <a:blip r:embed="rId51"/>
-                    <a:stretch>
-                      <a:fillRect/>
-                    </a:stretch>
-                  </pic:blipFill>
-                  <pic:spPr>
-                    <a:xfrm>
-                      <a:off x="0" y="0"/>
-                      <a:ext cx="5273675" cy="3537585"/>
-                    </a:xfrm>
-                    <a:prstGeom prst="rect">
-                      <a:avLst/>
-                    </a:prstGeom>
-                    <a:noFill/>
-                    <a:ln>
-                      <a:noFill/>
-                    </a:ln>
-                  </pic:spPr>
-                </pic:pic>
-              </a:graphicData>
-            </a:graphic>
-          </wp:inline>
-        </w:drawing>
-      </w:r>
-    </w:p>
-    <w:p>
-      <w:r>
-        <w:drawing>
-          <wp:inline distT="0" distB="0" distL="114300" distR="114300">
-            <wp:extent cx="3638550" cy="790575"/>
-            <wp:effectExtent l="0" t="0" r="0" b="9525"/>
-            <wp:docPr id="52" name="图片 6"/>
-            <wp:cNvGraphicFramePr>
-              <a:graphicFrameLocks xmlns:a="http://schemas.openxmlformats.org/drawingml/2006/main" noChangeAspect="1"/>
-            </wp:cNvGraphicFramePr>
-            <a:graphic xmlns:a="http://schemas.openxmlformats.org/drawingml/2006/main">
-              <a:graphicData uri="http://schemas.openxmlformats.org/drawingml/2006/picture">
-                <pic:pic xmlns:pic="http://schemas.openxmlformats.org/drawingml/2006/picture">
-                  <pic:nvPicPr>
-                    <pic:cNvPr id="52" name="图片 6"/>
-                    <pic:cNvPicPr>
-                      <a:picLocks noChangeAspect="1"/>
-                    </pic:cNvPicPr>
-                  </pic:nvPicPr>
-                  <pic:blipFill>
-                    <a:blip r:embed="rId52"/>
-                    <a:stretch>
-                      <a:fillRect/>
-                    </a:stretch>
-                  </pic:blipFill>
-                  <pic:spPr>
-                    <a:xfrm>
-                      <a:off x="0" y="0"/>
-                      <a:ext cx="3638550" cy="790575"/>
-                    </a:xfrm>
-                    <a:prstGeom prst="rect">
-                      <a:avLst/>
-                    </a:prstGeom>
-                    <a:noFill/>
-                    <a:ln>
-                      <a:noFill/>
-                    </a:ln>
-                  </pic:spPr>
-                </pic:pic>
-              </a:graphicData>
-            </a:graphic>
-          </wp:inline>
-        </w:drawing>
-      </w:r>
-    </w:p>
-    <w:p>
-      <w:r>
-        <w:drawing>
-          <wp:inline distT="0" distB="0" distL="114300" distR="114300">
-            <wp:extent cx="5271135" cy="1359535"/>
-            <wp:effectExtent l="0" t="0" r="5715" b="12065"/>
-            <wp:docPr id="37" name="图片 3"/>
-            <wp:cNvGraphicFramePr>
-              <a:graphicFrameLocks xmlns:a="http://schemas.openxmlformats.org/drawingml/2006/main" noChangeAspect="1"/>
-            </wp:cNvGraphicFramePr>
-            <a:graphic xmlns:a="http://schemas.openxmlformats.org/drawingml/2006/main">
-              <a:graphicData uri="http://schemas.openxmlformats.org/drawingml/2006/picture">
-                <pic:pic xmlns:pic="http://schemas.openxmlformats.org/drawingml/2006/picture">
-                  <pic:nvPicPr>
-                    <pic:cNvPr id="37" name="图片 3"/>
-                    <pic:cNvPicPr>
-                      <a:picLocks noChangeAspect="1"/>
-                    </pic:cNvPicPr>
-                  </pic:nvPicPr>
-                  <pic:blipFill>
-                    <a:blip r:embed="rId53"/>
-                    <a:stretch>
-                      <a:fillRect/>
-                    </a:stretch>
-                  </pic:blipFill>
-                  <pic:spPr>
-                    <a:xfrm>
-                      <a:off x="0" y="0"/>
-                      <a:ext cx="5271135" cy="1359535"/>
-                    </a:xfrm>
-                    <a:prstGeom prst="rect">
-                      <a:avLst/>
-                    </a:prstGeom>
-                    <a:noFill/>
-                    <a:ln>
-                      <a:noFill/>
-                    </a:ln>
-                  </pic:spPr>
-                </pic:pic>
-              </a:graphicData>
-            </a:graphic>
-          </wp:inline>
-        </w:drawing>
-      </w:r>
-    </w:p>
-    <w:p/>
-    <w:p>
-      <w:pPr>
-        <w:rPr>
           <w:rFonts w:hint="eastAsia" w:ascii="新宋体" w:hAnsi="新宋体" w:eastAsia="新宋体"/>
           <w:color w:val="000000"/>
           <w:sz w:val="19"/>
@@ -2949,13 +2494,20 @@
       </w:pPr>
       <w:r>
         <w:rPr>
+          <w:rFonts w:hint="eastAsia"/>
+          <w:lang w:val="en-US" w:eastAsia="zh-CN"/>
+        </w:rPr>
+        <w:t>其中cellapp会更新相关</w:t>
+      </w:r>
+      <w:r>
+        <w:rPr>
           <w:rFonts w:hint="eastAsia" w:ascii="新宋体" w:hAnsi="新宋体" w:eastAsia="新宋体"/>
           <w:color w:val="000000"/>
           <w:sz w:val="19"/>
           <w:szCs w:val="24"/>
           <w:highlight w:val="white"/>
         </w:rPr>
-        <w:t>timers_</w:t>
+        <w:t>updatables_</w:t>
       </w:r>
       <w:r>
         <w:rPr>
@@ -2966,6 +2518,1372 @@
           <w:highlight w:val="white"/>
           <w:lang w:val="en-US" w:eastAsia="zh-CN"/>
         </w:rPr>
+        <w:t>和spaces</w:t>
+      </w:r>
+    </w:p>
+    <w:p>
+      <w:r>
+        <w:drawing>
+          <wp:inline distT="0" distB="0" distL="114300" distR="114300">
+            <wp:extent cx="4276725" cy="2790825"/>
+            <wp:effectExtent l="0" t="0" r="9525" b="9525"/>
+            <wp:docPr id="39" name="图片 1"/>
+            <wp:cNvGraphicFramePr>
+              <a:graphicFrameLocks xmlns:a="http://schemas.openxmlformats.org/drawingml/2006/main" noChangeAspect="1"/>
+            </wp:cNvGraphicFramePr>
+            <a:graphic xmlns:a="http://schemas.openxmlformats.org/drawingml/2006/main">
+              <a:graphicData uri="http://schemas.openxmlformats.org/drawingml/2006/picture">
+                <pic:pic xmlns:pic="http://schemas.openxmlformats.org/drawingml/2006/picture">
+                  <pic:nvPicPr>
+                    <pic:cNvPr id="39" name="图片 1"/>
+                    <pic:cNvPicPr>
+                      <a:picLocks noChangeAspect="1"/>
+                    </pic:cNvPicPr>
+                  </pic:nvPicPr>
+                  <pic:blipFill>
+                    <a:blip r:embed="rId46"/>
+                    <a:stretch>
+                      <a:fillRect/>
+                    </a:stretch>
+                  </pic:blipFill>
+                  <pic:spPr>
+                    <a:xfrm>
+                      <a:off x="0" y="0"/>
+                      <a:ext cx="4276725" cy="2790825"/>
+                    </a:xfrm>
+                    <a:prstGeom prst="rect">
+                      <a:avLst/>
+                    </a:prstGeom>
+                    <a:noFill/>
+                    <a:ln>
+                      <a:noFill/>
+                    </a:ln>
+                  </pic:spPr>
+                </pic:pic>
+              </a:graphicData>
+            </a:graphic>
+          </wp:inline>
+        </w:drawing>
+      </w:r>
+    </w:p>
+    <w:p/>
+    <w:p/>
+    <w:p/>
+    <w:p>
+      <w:pPr>
+        <w:rPr>
+          <w:rFonts w:hint="eastAsia"/>
+          <w:lang w:val="en-US" w:eastAsia="zh-CN"/>
+        </w:rPr>
+      </w:pPr>
+      <w:r>
+        <w:rPr>
+          <w:rFonts w:hint="eastAsia"/>
+          <w:lang w:val="en-US" w:eastAsia="zh-CN"/>
+        </w:rPr>
+        <w:t>updatables主要是处理</w:t>
+      </w:r>
+    </w:p>
+    <w:p>
+      <w:pPr>
+        <w:numPr>
+          <w:ilvl w:val="0"/>
+          <w:numId w:val="1"/>
+        </w:numPr>
+        <w:rPr>
+          <w:rFonts w:hint="eastAsia"/>
+          <w:lang w:val="en-US" w:eastAsia="zh-CN"/>
+        </w:rPr>
+      </w:pPr>
+      <w:r>
+        <w:rPr>
+          <w:rFonts w:hint="eastAsia"/>
+          <w:lang w:val="en-US" w:eastAsia="zh-CN"/>
+        </w:rPr>
+        <w:t>路线移动更新</w:t>
+      </w:r>
+    </w:p>
+    <w:p>
+      <w:pPr>
+        <w:numPr>
+          <w:numId w:val="0"/>
+        </w:numPr>
+        <w:rPr>
+          <w:rFonts w:hint="eastAsia"/>
+          <w:lang w:val="en-US" w:eastAsia="zh-CN"/>
+        </w:rPr>
+      </w:pPr>
+      <w:r>
+        <w:rPr>
+          <w:rFonts w:hint="eastAsia"/>
+          <w:lang w:val="en-US" w:eastAsia="zh-CN"/>
+        </w:rPr>
+        <w:t>脚本通过移动函数 创建handle</w:t>
+      </w:r>
+    </w:p>
+    <w:p>
+      <w:pPr>
+        <w:numPr>
+          <w:numId w:val="0"/>
+        </w:numPr>
+      </w:pPr>
+      <w:r>
+        <w:drawing>
+          <wp:inline distT="0" distB="0" distL="114300" distR="114300">
+            <wp:extent cx="5273040" cy="2867025"/>
+            <wp:effectExtent l="0" t="0" r="3810" b="9525"/>
+            <wp:docPr id="61" name="图片 10"/>
+            <wp:cNvGraphicFramePr>
+              <a:graphicFrameLocks xmlns:a="http://schemas.openxmlformats.org/drawingml/2006/main" noChangeAspect="1"/>
+            </wp:cNvGraphicFramePr>
+            <a:graphic xmlns:a="http://schemas.openxmlformats.org/drawingml/2006/main">
+              <a:graphicData uri="http://schemas.openxmlformats.org/drawingml/2006/picture">
+                <pic:pic xmlns:pic="http://schemas.openxmlformats.org/drawingml/2006/picture">
+                  <pic:nvPicPr>
+                    <pic:cNvPr id="61" name="图片 10"/>
+                    <pic:cNvPicPr>
+                      <a:picLocks noChangeAspect="1"/>
+                    </pic:cNvPicPr>
+                  </pic:nvPicPr>
+                  <pic:blipFill>
+                    <a:blip r:embed="rId47"/>
+                    <a:stretch>
+                      <a:fillRect/>
+                    </a:stretch>
+                  </pic:blipFill>
+                  <pic:spPr>
+                    <a:xfrm>
+                      <a:off x="0" y="0"/>
+                      <a:ext cx="5273040" cy="2867025"/>
+                    </a:xfrm>
+                    <a:prstGeom prst="rect">
+                      <a:avLst/>
+                    </a:prstGeom>
+                    <a:noFill/>
+                    <a:ln>
+                      <a:noFill/>
+                    </a:ln>
+                  </pic:spPr>
+                </pic:pic>
+              </a:graphicData>
+            </a:graphic>
+          </wp:inline>
+        </w:drawing>
+      </w:r>
+    </w:p>
+    <w:p>
+      <w:pPr>
+        <w:numPr>
+          <w:numId w:val="0"/>
+        </w:numPr>
+        <w:rPr>
+          <w:rFonts w:hint="eastAsia"/>
+          <w:lang w:val="en-US" w:eastAsia="zh-CN"/>
+        </w:rPr>
+      </w:pPr>
+      <w:r>
+        <w:rPr>
+          <w:rFonts w:hint="eastAsia"/>
+          <w:lang w:val="en-US" w:eastAsia="zh-CN"/>
+        </w:rPr>
+        <w:t>构造里加入管理</w:t>
+      </w:r>
+    </w:p>
+    <w:p>
+      <w:pPr>
+        <w:numPr>
+          <w:numId w:val="0"/>
+        </w:numPr>
+      </w:pPr>
+      <w:r>
+        <w:drawing>
+          <wp:inline distT="0" distB="0" distL="114300" distR="114300">
+            <wp:extent cx="5274310" cy="3323590"/>
+            <wp:effectExtent l="0" t="0" r="2540" b="10160"/>
+            <wp:docPr id="62" name="图片 11"/>
+            <wp:cNvGraphicFramePr>
+              <a:graphicFrameLocks xmlns:a="http://schemas.openxmlformats.org/drawingml/2006/main" noChangeAspect="1"/>
+            </wp:cNvGraphicFramePr>
+            <a:graphic xmlns:a="http://schemas.openxmlformats.org/drawingml/2006/main">
+              <a:graphicData uri="http://schemas.openxmlformats.org/drawingml/2006/picture">
+                <pic:pic xmlns:pic="http://schemas.openxmlformats.org/drawingml/2006/picture">
+                  <pic:nvPicPr>
+                    <pic:cNvPr id="62" name="图片 11"/>
+                    <pic:cNvPicPr>
+                      <a:picLocks noChangeAspect="1"/>
+                    </pic:cNvPicPr>
+                  </pic:nvPicPr>
+                  <pic:blipFill>
+                    <a:blip r:embed="rId48"/>
+                    <a:stretch>
+                      <a:fillRect/>
+                    </a:stretch>
+                  </pic:blipFill>
+                  <pic:spPr>
+                    <a:xfrm>
+                      <a:off x="0" y="0"/>
+                      <a:ext cx="5274310" cy="3323590"/>
+                    </a:xfrm>
+                    <a:prstGeom prst="rect">
+                      <a:avLst/>
+                    </a:prstGeom>
+                    <a:noFill/>
+                    <a:ln>
+                      <a:noFill/>
+                    </a:ln>
+                  </pic:spPr>
+                </pic:pic>
+              </a:graphicData>
+            </a:graphic>
+          </wp:inline>
+        </w:drawing>
+      </w:r>
+    </w:p>
+    <w:p>
+      <w:pPr>
+        <w:numPr>
+          <w:numId w:val="0"/>
+        </w:numPr>
+        <w:rPr>
+          <w:rFonts w:hint="eastAsia" w:eastAsiaTheme="minorEastAsia"/>
+          <w:lang w:val="en-US" w:eastAsia="zh-CN"/>
+        </w:rPr>
+      </w:pPr>
+      <w:r>
+        <w:rPr>
+          <w:rFonts w:hint="eastAsia"/>
+          <w:lang w:val="en-US" w:eastAsia="zh-CN"/>
+        </w:rPr>
+        <w:t>更新</w:t>
+      </w:r>
+    </w:p>
+    <w:p>
+      <w:pPr>
+        <w:numPr>
+          <w:numId w:val="0"/>
+        </w:numPr>
+        <w:rPr>
+          <w:rFonts w:hint="eastAsia"/>
+          <w:lang w:val="en-US" w:eastAsia="zh-CN"/>
+        </w:rPr>
+      </w:pPr>
+      <w:r>
+        <w:drawing>
+          <wp:inline distT="0" distB="0" distL="114300" distR="114300">
+            <wp:extent cx="5271135" cy="5558790"/>
+            <wp:effectExtent l="0" t="0" r="5715" b="3810"/>
+            <wp:docPr id="59" name="图片 8"/>
+            <wp:cNvGraphicFramePr>
+              <a:graphicFrameLocks xmlns:a="http://schemas.openxmlformats.org/drawingml/2006/main" noChangeAspect="1"/>
+            </wp:cNvGraphicFramePr>
+            <a:graphic xmlns:a="http://schemas.openxmlformats.org/drawingml/2006/main">
+              <a:graphicData uri="http://schemas.openxmlformats.org/drawingml/2006/picture">
+                <pic:pic xmlns:pic="http://schemas.openxmlformats.org/drawingml/2006/picture">
+                  <pic:nvPicPr>
+                    <pic:cNvPr id="59" name="图片 8"/>
+                    <pic:cNvPicPr>
+                      <a:picLocks noChangeAspect="1"/>
+                    </pic:cNvPicPr>
+                  </pic:nvPicPr>
+                  <pic:blipFill>
+                    <a:blip r:embed="rId49"/>
+                    <a:stretch>
+                      <a:fillRect/>
+                    </a:stretch>
+                  </pic:blipFill>
+                  <pic:spPr>
+                    <a:xfrm>
+                      <a:off x="0" y="0"/>
+                      <a:ext cx="5271135" cy="5558790"/>
+                    </a:xfrm>
+                    <a:prstGeom prst="rect">
+                      <a:avLst/>
+                    </a:prstGeom>
+                    <a:noFill/>
+                    <a:ln>
+                      <a:noFill/>
+                    </a:ln>
+                  </pic:spPr>
+                </pic:pic>
+              </a:graphicData>
+            </a:graphic>
+          </wp:inline>
+        </w:drawing>
+      </w:r>
+    </w:p>
+    <w:p>
+      <w:pPr>
+        <w:numPr>
+          <w:ilvl w:val="0"/>
+          <w:numId w:val="1"/>
+        </w:numPr>
+        <w:rPr>
+          <w:rFonts w:hint="eastAsia"/>
+          <w:lang w:val="en-US" w:eastAsia="zh-CN"/>
+        </w:rPr>
+      </w:pPr>
+      <w:r>
+        <w:rPr>
+          <w:rFonts w:hint="eastAsia"/>
+          <w:lang w:val="en-US" w:eastAsia="zh-CN"/>
+        </w:rPr>
+        <w:t>旋转角度更新</w:t>
+      </w:r>
+    </w:p>
+    <w:p>
+      <w:pPr>
+        <w:numPr>
+          <w:numId w:val="0"/>
+        </w:numPr>
+        <w:rPr>
+          <w:rFonts w:hint="default"/>
+          <w:lang w:val="en-US" w:eastAsia="zh-CN"/>
+        </w:rPr>
+      </w:pPr>
+      <w:r>
+        <w:rPr>
+          <w:rFonts w:hint="eastAsia"/>
+          <w:lang w:val="en-US" w:eastAsia="zh-CN"/>
+        </w:rPr>
+        <w:t>添加旋转handle</w:t>
+      </w:r>
+    </w:p>
+    <w:p>
+      <w:pPr>
+        <w:numPr>
+          <w:numId w:val="0"/>
+        </w:numPr>
+      </w:pPr>
+      <w:r>
+        <w:drawing>
+          <wp:inline distT="0" distB="0" distL="114300" distR="114300">
+            <wp:extent cx="5273040" cy="3044190"/>
+            <wp:effectExtent l="0" t="0" r="3810" b="3810"/>
+            <wp:docPr id="64" name="图片 13"/>
+            <wp:cNvGraphicFramePr>
+              <a:graphicFrameLocks xmlns:a="http://schemas.openxmlformats.org/drawingml/2006/main" noChangeAspect="1"/>
+            </wp:cNvGraphicFramePr>
+            <a:graphic xmlns:a="http://schemas.openxmlformats.org/drawingml/2006/main">
+              <a:graphicData uri="http://schemas.openxmlformats.org/drawingml/2006/picture">
+                <pic:pic xmlns:pic="http://schemas.openxmlformats.org/drawingml/2006/picture">
+                  <pic:nvPicPr>
+                    <pic:cNvPr id="64" name="图片 13"/>
+                    <pic:cNvPicPr>
+                      <a:picLocks noChangeAspect="1"/>
+                    </pic:cNvPicPr>
+                  </pic:nvPicPr>
+                  <pic:blipFill>
+                    <a:blip r:embed="rId50"/>
+                    <a:stretch>
+                      <a:fillRect/>
+                    </a:stretch>
+                  </pic:blipFill>
+                  <pic:spPr>
+                    <a:xfrm>
+                      <a:off x="0" y="0"/>
+                      <a:ext cx="5273040" cy="3044190"/>
+                    </a:xfrm>
+                    <a:prstGeom prst="rect">
+                      <a:avLst/>
+                    </a:prstGeom>
+                    <a:noFill/>
+                    <a:ln>
+                      <a:noFill/>
+                    </a:ln>
+                  </pic:spPr>
+                </pic:pic>
+              </a:graphicData>
+            </a:graphic>
+          </wp:inline>
+        </w:drawing>
+      </w:r>
+    </w:p>
+    <w:p>
+      <w:pPr>
+        <w:numPr>
+          <w:numId w:val="0"/>
+        </w:numPr>
+        <w:rPr>
+          <w:rFonts w:hint="eastAsia"/>
+          <w:lang w:val="en-US" w:eastAsia="zh-CN"/>
+        </w:rPr>
+      </w:pPr>
+      <w:r>
+        <w:rPr>
+          <w:rFonts w:hint="eastAsia"/>
+          <w:lang w:val="en-US" w:eastAsia="zh-CN"/>
+        </w:rPr>
+        <w:t>构造里添加管理</w:t>
+      </w:r>
+    </w:p>
+    <w:p>
+      <w:pPr>
+        <w:numPr>
+          <w:numId w:val="0"/>
+        </w:numPr>
+      </w:pPr>
+      <w:r>
+        <w:drawing>
+          <wp:inline distT="0" distB="0" distL="114300" distR="114300">
+            <wp:extent cx="5273040" cy="1684655"/>
+            <wp:effectExtent l="0" t="0" r="3810" b="10795"/>
+            <wp:docPr id="65" name="图片 14"/>
+            <wp:cNvGraphicFramePr>
+              <a:graphicFrameLocks xmlns:a="http://schemas.openxmlformats.org/drawingml/2006/main" noChangeAspect="1"/>
+            </wp:cNvGraphicFramePr>
+            <a:graphic xmlns:a="http://schemas.openxmlformats.org/drawingml/2006/main">
+              <a:graphicData uri="http://schemas.openxmlformats.org/drawingml/2006/picture">
+                <pic:pic xmlns:pic="http://schemas.openxmlformats.org/drawingml/2006/picture">
+                  <pic:nvPicPr>
+                    <pic:cNvPr id="65" name="图片 14"/>
+                    <pic:cNvPicPr>
+                      <a:picLocks noChangeAspect="1"/>
+                    </pic:cNvPicPr>
+                  </pic:nvPicPr>
+                  <pic:blipFill>
+                    <a:blip r:embed="rId51"/>
+                    <a:stretch>
+                      <a:fillRect/>
+                    </a:stretch>
+                  </pic:blipFill>
+                  <pic:spPr>
+                    <a:xfrm>
+                      <a:off x="0" y="0"/>
+                      <a:ext cx="5273040" cy="1684655"/>
+                    </a:xfrm>
+                    <a:prstGeom prst="rect">
+                      <a:avLst/>
+                    </a:prstGeom>
+                    <a:noFill/>
+                    <a:ln>
+                      <a:noFill/>
+                    </a:ln>
+                  </pic:spPr>
+                </pic:pic>
+              </a:graphicData>
+            </a:graphic>
+          </wp:inline>
+        </w:drawing>
+      </w:r>
+    </w:p>
+    <w:p>
+      <w:pPr>
+        <w:numPr>
+          <w:numId w:val="0"/>
+        </w:numPr>
+        <w:rPr>
+          <w:rFonts w:hint="eastAsia" w:eastAsiaTheme="minorEastAsia"/>
+          <w:lang w:val="en-US" w:eastAsia="zh-CN"/>
+        </w:rPr>
+      </w:pPr>
+      <w:r>
+        <w:rPr>
+          <w:rFonts w:hint="eastAsia"/>
+          <w:lang w:val="en-US" w:eastAsia="zh-CN"/>
+        </w:rPr>
+        <w:t>更新</w:t>
+      </w:r>
+    </w:p>
+    <w:p>
+      <w:pPr>
+        <w:numPr>
+          <w:numId w:val="0"/>
+        </w:numPr>
+        <w:rPr>
+          <w:rFonts w:hint="eastAsia"/>
+          <w:lang w:val="en-US" w:eastAsia="zh-CN"/>
+        </w:rPr>
+      </w:pPr>
+      <w:r>
+        <w:drawing>
+          <wp:inline distT="0" distB="0" distL="114300" distR="114300">
+            <wp:extent cx="5269230" cy="4447540"/>
+            <wp:effectExtent l="0" t="0" r="7620" b="10160"/>
+            <wp:docPr id="60" name="图片 9"/>
+            <wp:cNvGraphicFramePr>
+              <a:graphicFrameLocks xmlns:a="http://schemas.openxmlformats.org/drawingml/2006/main" noChangeAspect="1"/>
+            </wp:cNvGraphicFramePr>
+            <a:graphic xmlns:a="http://schemas.openxmlformats.org/drawingml/2006/main">
+              <a:graphicData uri="http://schemas.openxmlformats.org/drawingml/2006/picture">
+                <pic:pic xmlns:pic="http://schemas.openxmlformats.org/drawingml/2006/picture">
+                  <pic:nvPicPr>
+                    <pic:cNvPr id="60" name="图片 9"/>
+                    <pic:cNvPicPr>
+                      <a:picLocks noChangeAspect="1"/>
+                    </pic:cNvPicPr>
+                  </pic:nvPicPr>
+                  <pic:blipFill>
+                    <a:blip r:embed="rId52"/>
+                    <a:stretch>
+                      <a:fillRect/>
+                    </a:stretch>
+                  </pic:blipFill>
+                  <pic:spPr>
+                    <a:xfrm>
+                      <a:off x="0" y="0"/>
+                      <a:ext cx="5269230" cy="4447540"/>
+                    </a:xfrm>
+                    <a:prstGeom prst="rect">
+                      <a:avLst/>
+                    </a:prstGeom>
+                    <a:noFill/>
+                    <a:ln>
+                      <a:noFill/>
+                    </a:ln>
+                  </pic:spPr>
+                </pic:pic>
+              </a:graphicData>
+            </a:graphic>
+          </wp:inline>
+        </w:drawing>
+      </w:r>
+    </w:p>
+    <w:p>
+      <w:pPr>
+        <w:numPr>
+          <w:ilvl w:val="0"/>
+          <w:numId w:val="1"/>
+        </w:numPr>
+        <w:rPr>
+          <w:rFonts w:hint="default"/>
+          <w:lang w:val="en-US" w:eastAsia="zh-CN"/>
+        </w:rPr>
+      </w:pPr>
+      <w:r>
+        <w:rPr>
+          <w:rFonts w:hint="eastAsia"/>
+          <w:lang w:val="en-US" w:eastAsia="zh-CN"/>
+        </w:rPr>
+        <w:t>Witness更新</w:t>
+      </w:r>
+    </w:p>
+    <w:p>
+      <w:pPr>
+        <w:numPr>
+          <w:numId w:val="0"/>
+        </w:numPr>
+        <w:rPr>
+          <w:rFonts w:hint="eastAsia"/>
+          <w:lang w:val="en-US" w:eastAsia="zh-CN"/>
+        </w:rPr>
+      </w:pPr>
+      <w:r>
+        <w:rPr>
+          <w:rFonts w:hint="eastAsia"/>
+          <w:lang w:val="en-US" w:eastAsia="zh-CN"/>
+        </w:rPr>
+        <w:t>创建entity时有client的创建 witness</w:t>
+      </w:r>
+    </w:p>
+    <w:p>
+      <w:pPr>
+        <w:numPr>
+          <w:numId w:val="0"/>
+        </w:numPr>
+      </w:pPr>
+      <w:r>
+        <w:drawing>
+          <wp:inline distT="0" distB="0" distL="114300" distR="114300">
+            <wp:extent cx="5270500" cy="3152775"/>
+            <wp:effectExtent l="0" t="0" r="6350" b="9525"/>
+            <wp:docPr id="66" name="图片 15"/>
+            <wp:cNvGraphicFramePr>
+              <a:graphicFrameLocks xmlns:a="http://schemas.openxmlformats.org/drawingml/2006/main" noChangeAspect="1"/>
+            </wp:cNvGraphicFramePr>
+            <a:graphic xmlns:a="http://schemas.openxmlformats.org/drawingml/2006/main">
+              <a:graphicData uri="http://schemas.openxmlformats.org/drawingml/2006/picture">
+                <pic:pic xmlns:pic="http://schemas.openxmlformats.org/drawingml/2006/picture">
+                  <pic:nvPicPr>
+                    <pic:cNvPr id="66" name="图片 15"/>
+                    <pic:cNvPicPr>
+                      <a:picLocks noChangeAspect="1"/>
+                    </pic:cNvPicPr>
+                  </pic:nvPicPr>
+                  <pic:blipFill>
+                    <a:blip r:embed="rId53"/>
+                    <a:stretch>
+                      <a:fillRect/>
+                    </a:stretch>
+                  </pic:blipFill>
+                  <pic:spPr>
+                    <a:xfrm>
+                      <a:off x="0" y="0"/>
+                      <a:ext cx="5270500" cy="3152775"/>
+                    </a:xfrm>
+                    <a:prstGeom prst="rect">
+                      <a:avLst/>
+                    </a:prstGeom>
+                    <a:noFill/>
+                    <a:ln>
+                      <a:noFill/>
+                    </a:ln>
+                  </pic:spPr>
+                </pic:pic>
+              </a:graphicData>
+            </a:graphic>
+          </wp:inline>
+        </w:drawing>
+      </w:r>
+    </w:p>
+    <w:p>
+      <w:pPr>
+        <w:numPr>
+          <w:numId w:val="0"/>
+        </w:numPr>
+      </w:pPr>
+      <w:r>
+        <w:drawing>
+          <wp:inline distT="0" distB="0" distL="114300" distR="114300">
+            <wp:extent cx="5269865" cy="1177290"/>
+            <wp:effectExtent l="0" t="0" r="6985" b="3810"/>
+            <wp:docPr id="67" name="图片 16"/>
+            <wp:cNvGraphicFramePr>
+              <a:graphicFrameLocks xmlns:a="http://schemas.openxmlformats.org/drawingml/2006/main" noChangeAspect="1"/>
+            </wp:cNvGraphicFramePr>
+            <a:graphic xmlns:a="http://schemas.openxmlformats.org/drawingml/2006/main">
+              <a:graphicData uri="http://schemas.openxmlformats.org/drawingml/2006/picture">
+                <pic:pic xmlns:pic="http://schemas.openxmlformats.org/drawingml/2006/picture">
+                  <pic:nvPicPr>
+                    <pic:cNvPr id="67" name="图片 16"/>
+                    <pic:cNvPicPr>
+                      <a:picLocks noChangeAspect="1"/>
+                    </pic:cNvPicPr>
+                  </pic:nvPicPr>
+                  <pic:blipFill>
+                    <a:blip r:embed="rId54"/>
+                    <a:stretch>
+                      <a:fillRect/>
+                    </a:stretch>
+                  </pic:blipFill>
+                  <pic:spPr>
+                    <a:xfrm>
+                      <a:off x="0" y="0"/>
+                      <a:ext cx="5269865" cy="1177290"/>
+                    </a:xfrm>
+                    <a:prstGeom prst="rect">
+                      <a:avLst/>
+                    </a:prstGeom>
+                    <a:noFill/>
+                    <a:ln>
+                      <a:noFill/>
+                    </a:ln>
+                  </pic:spPr>
+                </pic:pic>
+              </a:graphicData>
+            </a:graphic>
+          </wp:inline>
+        </w:drawing>
+      </w:r>
+    </w:p>
+    <w:p>
+      <w:pPr>
+        <w:numPr>
+          <w:numId w:val="0"/>
+        </w:numPr>
+        <w:rPr>
+          <w:rFonts w:hint="default" w:eastAsiaTheme="minorEastAsia"/>
+          <w:lang w:val="en-US" w:eastAsia="zh-CN"/>
+        </w:rPr>
+      </w:pPr>
+      <w:r>
+        <w:rPr>
+          <w:rFonts w:hint="eastAsia"/>
+          <w:lang w:val="en-US" w:eastAsia="zh-CN"/>
+        </w:rPr>
+        <w:t>加入管理</w:t>
+      </w:r>
+      <w:bookmarkStart w:id="0" w:name="_GoBack"/>
+      <w:bookmarkEnd w:id="0"/>
+    </w:p>
+    <w:p>
+      <w:pPr>
+        <w:numPr>
+          <w:numId w:val="0"/>
+        </w:numPr>
+      </w:pPr>
+      <w:r>
+        <w:drawing>
+          <wp:inline distT="0" distB="0" distL="114300" distR="114300">
+            <wp:extent cx="5269865" cy="3140075"/>
+            <wp:effectExtent l="0" t="0" r="6985" b="3175"/>
+            <wp:docPr id="68" name="图片 17"/>
+            <wp:cNvGraphicFramePr>
+              <a:graphicFrameLocks xmlns:a="http://schemas.openxmlformats.org/drawingml/2006/main" noChangeAspect="1"/>
+            </wp:cNvGraphicFramePr>
+            <a:graphic xmlns:a="http://schemas.openxmlformats.org/drawingml/2006/main">
+              <a:graphicData uri="http://schemas.openxmlformats.org/drawingml/2006/picture">
+                <pic:pic xmlns:pic="http://schemas.openxmlformats.org/drawingml/2006/picture">
+                  <pic:nvPicPr>
+                    <pic:cNvPr id="68" name="图片 17"/>
+                    <pic:cNvPicPr>
+                      <a:picLocks noChangeAspect="1"/>
+                    </pic:cNvPicPr>
+                  </pic:nvPicPr>
+                  <pic:blipFill>
+                    <a:blip r:embed="rId55"/>
+                    <a:stretch>
+                      <a:fillRect/>
+                    </a:stretch>
+                  </pic:blipFill>
+                  <pic:spPr>
+                    <a:xfrm>
+                      <a:off x="0" y="0"/>
+                      <a:ext cx="5269865" cy="3140075"/>
+                    </a:xfrm>
+                    <a:prstGeom prst="rect">
+                      <a:avLst/>
+                    </a:prstGeom>
+                    <a:noFill/>
+                    <a:ln>
+                      <a:noFill/>
+                    </a:ln>
+                  </pic:spPr>
+                </pic:pic>
+              </a:graphicData>
+            </a:graphic>
+          </wp:inline>
+        </w:drawing>
+      </w:r>
+    </w:p>
+    <w:p>
+      <w:pPr>
+        <w:numPr>
+          <w:numId w:val="0"/>
+        </w:numPr>
+        <w:rPr>
+          <w:rFonts w:hint="default" w:eastAsiaTheme="minorEastAsia"/>
+          <w:lang w:val="en-US" w:eastAsia="zh-CN"/>
+        </w:rPr>
+      </w:pPr>
+      <w:r>
+        <w:rPr>
+          <w:rFonts w:hint="eastAsia"/>
+          <w:lang w:val="en-US" w:eastAsia="zh-CN"/>
+        </w:rPr>
+        <w:t>更新</w:t>
+      </w:r>
+    </w:p>
+    <w:p>
+      <w:pPr>
+        <w:numPr>
+          <w:numId w:val="0"/>
+        </w:numPr>
+        <w:rPr>
+          <w:rFonts w:hint="default"/>
+          <w:lang w:val="en-US" w:eastAsia="zh-CN"/>
+        </w:rPr>
+      </w:pPr>
+      <w:r>
+        <w:drawing>
+          <wp:inline distT="0" distB="0" distL="114300" distR="114300">
+            <wp:extent cx="5273040" cy="4936490"/>
+            <wp:effectExtent l="0" t="0" r="3810" b="16510"/>
+            <wp:docPr id="57" name="图片 6"/>
+            <wp:cNvGraphicFramePr>
+              <a:graphicFrameLocks xmlns:a="http://schemas.openxmlformats.org/drawingml/2006/main" noChangeAspect="1"/>
+            </wp:cNvGraphicFramePr>
+            <a:graphic xmlns:a="http://schemas.openxmlformats.org/drawingml/2006/main">
+              <a:graphicData uri="http://schemas.openxmlformats.org/drawingml/2006/picture">
+                <pic:pic xmlns:pic="http://schemas.openxmlformats.org/drawingml/2006/picture">
+                  <pic:nvPicPr>
+                    <pic:cNvPr id="57" name="图片 6"/>
+                    <pic:cNvPicPr>
+                      <a:picLocks noChangeAspect="1"/>
+                    </pic:cNvPicPr>
+                  </pic:nvPicPr>
+                  <pic:blipFill>
+                    <a:blip r:embed="rId56"/>
+                    <a:stretch>
+                      <a:fillRect/>
+                    </a:stretch>
+                  </pic:blipFill>
+                  <pic:spPr>
+                    <a:xfrm>
+                      <a:off x="0" y="0"/>
+                      <a:ext cx="5273040" cy="4936490"/>
+                    </a:xfrm>
+                    <a:prstGeom prst="rect">
+                      <a:avLst/>
+                    </a:prstGeom>
+                    <a:noFill/>
+                    <a:ln>
+                      <a:noFill/>
+                    </a:ln>
+                  </pic:spPr>
+                </pic:pic>
+              </a:graphicData>
+            </a:graphic>
+          </wp:inline>
+        </w:drawing>
+      </w:r>
+    </w:p>
+    <w:p>
+      <w:pPr>
+        <w:numPr>
+          <w:numId w:val="0"/>
+        </w:numPr>
+        <w:rPr>
+          <w:rFonts w:hint="default"/>
+          <w:lang w:val="en-US" w:eastAsia="zh-CN"/>
+        </w:rPr>
+      </w:pPr>
+      <w:r>
+        <w:drawing>
+          <wp:inline distT="0" distB="0" distL="114300" distR="114300">
+            <wp:extent cx="3609975" cy="2114550"/>
+            <wp:effectExtent l="0" t="0" r="9525" b="0"/>
+            <wp:docPr id="54" name="图片 3"/>
+            <wp:cNvGraphicFramePr>
+              <a:graphicFrameLocks xmlns:a="http://schemas.openxmlformats.org/drawingml/2006/main" noChangeAspect="1"/>
+            </wp:cNvGraphicFramePr>
+            <a:graphic xmlns:a="http://schemas.openxmlformats.org/drawingml/2006/main">
+              <a:graphicData uri="http://schemas.openxmlformats.org/drawingml/2006/picture">
+                <pic:pic xmlns:pic="http://schemas.openxmlformats.org/drawingml/2006/picture">
+                  <pic:nvPicPr>
+                    <pic:cNvPr id="54" name="图片 3"/>
+                    <pic:cNvPicPr>
+                      <a:picLocks noChangeAspect="1"/>
+                    </pic:cNvPicPr>
+                  </pic:nvPicPr>
+                  <pic:blipFill>
+                    <a:blip r:embed="rId57"/>
+                    <a:stretch>
+                      <a:fillRect/>
+                    </a:stretch>
+                  </pic:blipFill>
+                  <pic:spPr>
+                    <a:xfrm>
+                      <a:off x="0" y="0"/>
+                      <a:ext cx="3609975" cy="2114550"/>
+                    </a:xfrm>
+                    <a:prstGeom prst="rect">
+                      <a:avLst/>
+                    </a:prstGeom>
+                    <a:noFill/>
+                    <a:ln>
+                      <a:noFill/>
+                    </a:ln>
+                  </pic:spPr>
+                </pic:pic>
+              </a:graphicData>
+            </a:graphic>
+          </wp:inline>
+        </w:drawing>
+      </w:r>
+    </w:p>
+    <w:p>
+      <w:pPr>
+        <w:numPr>
+          <w:numId w:val="0"/>
+        </w:numPr>
+        <w:ind w:leftChars="0"/>
+        <w:rPr>
+          <w:rFonts w:hint="default"/>
+          <w:lang w:val="en-US" w:eastAsia="zh-CN"/>
+        </w:rPr>
+      </w:pPr>
+    </w:p>
+    <w:p/>
+    <w:p/>
+    <w:p/>
+    <w:p/>
+    <w:p/>
+    <w:p/>
+    <w:p/>
+    <w:p/>
+    <w:p>
+      <w:pPr>
+        <w:rPr>
+          <w:rFonts w:hint="default"/>
+          <w:lang w:val="en-US" w:eastAsia="zh-CN"/>
+        </w:rPr>
+      </w:pPr>
+    </w:p>
+    <w:p>
+      <w:pPr>
+        <w:rPr>
+          <w:rFonts w:hint="default"/>
+          <w:lang w:val="en-US" w:eastAsia="zh-CN"/>
+        </w:rPr>
+      </w:pPr>
+    </w:p>
+    <w:p>
+      <w:pPr>
+        <w:rPr>
+          <w:rFonts w:hint="default"/>
+          <w:lang w:val="en-US" w:eastAsia="zh-CN"/>
+        </w:rPr>
+      </w:pPr>
+    </w:p>
+    <w:p>
+      <w:pPr>
+        <w:rPr>
+          <w:rFonts w:hint="default"/>
+          <w:lang w:val="en-US" w:eastAsia="zh-CN"/>
+        </w:rPr>
+      </w:pPr>
+    </w:p>
+    <w:p>
+      <w:pPr>
+        <w:rPr>
+          <w:rFonts w:hint="default"/>
+          <w:lang w:val="en-US" w:eastAsia="zh-CN"/>
+        </w:rPr>
+      </w:pPr>
+      <w:r>
+        <w:rPr>
+          <w:rFonts w:hint="eastAsia"/>
+          <w:lang w:val="en-US" w:eastAsia="zh-CN"/>
+        </w:rPr>
+        <w:t>一些其他方法</w:t>
+      </w:r>
+    </w:p>
+    <w:p>
+      <w:pPr>
+        <w:rPr>
+          <w:rFonts w:hint="default" w:eastAsiaTheme="minorEastAsia"/>
+          <w:lang w:val="en-US" w:eastAsia="zh-CN"/>
+        </w:rPr>
+      </w:pPr>
+      <w:r>
+        <w:drawing>
+          <wp:inline distT="0" distB="0" distL="114300" distR="114300">
+            <wp:extent cx="4600575" cy="1666875"/>
+            <wp:effectExtent l="0" t="0" r="9525" b="9525"/>
+            <wp:docPr id="5" name="图片 3"/>
+            <wp:cNvGraphicFramePr>
+              <a:graphicFrameLocks xmlns:a="http://schemas.openxmlformats.org/drawingml/2006/main" noChangeAspect="1"/>
+            </wp:cNvGraphicFramePr>
+            <a:graphic xmlns:a="http://schemas.openxmlformats.org/drawingml/2006/main">
+              <a:graphicData uri="http://schemas.openxmlformats.org/drawingml/2006/picture">
+                <pic:pic xmlns:pic="http://schemas.openxmlformats.org/drawingml/2006/picture">
+                  <pic:nvPicPr>
+                    <pic:cNvPr id="5" name="图片 3"/>
+                    <pic:cNvPicPr>
+                      <a:picLocks noChangeAspect="1"/>
+                    </pic:cNvPicPr>
+                  </pic:nvPicPr>
+                  <pic:blipFill>
+                    <a:blip r:embed="rId58"/>
+                    <a:stretch>
+                      <a:fillRect/>
+                    </a:stretch>
+                  </pic:blipFill>
+                  <pic:spPr>
+                    <a:xfrm>
+                      <a:off x="0" y="0"/>
+                      <a:ext cx="4600575" cy="1666875"/>
+                    </a:xfrm>
+                    <a:prstGeom prst="rect">
+                      <a:avLst/>
+                    </a:prstGeom>
+                    <a:noFill/>
+                    <a:ln>
+                      <a:noFill/>
+                    </a:ln>
+                  </pic:spPr>
+                </pic:pic>
+              </a:graphicData>
+            </a:graphic>
+          </wp:inline>
+        </w:drawing>
+      </w:r>
+    </w:p>
+    <w:p>
+      <w:pPr>
+        <w:rPr>
+          <w:rFonts w:hint="default" w:eastAsiaTheme="minorEastAsia"/>
+          <w:lang w:val="en-US" w:eastAsia="zh-CN"/>
+        </w:rPr>
+      </w:pPr>
+      <w:r>
+        <w:rPr>
+          <w:rFonts w:hint="eastAsia"/>
+          <w:lang w:val="en-US" w:eastAsia="zh-CN"/>
+        </w:rPr>
+        <w:t>为base也就是engine 和 entity注册方法</w:t>
+      </w:r>
+    </w:p>
+    <w:p>
+      <w:r>
+        <w:drawing>
+          <wp:inline distT="0" distB="0" distL="114300" distR="114300">
+            <wp:extent cx="4638675" cy="2638425"/>
+            <wp:effectExtent l="0" t="0" r="9525" b="9525"/>
+            <wp:docPr id="15" name="图片 5"/>
+            <wp:cNvGraphicFramePr>
+              <a:graphicFrameLocks xmlns:a="http://schemas.openxmlformats.org/drawingml/2006/main" noChangeAspect="1"/>
+            </wp:cNvGraphicFramePr>
+            <a:graphic xmlns:a="http://schemas.openxmlformats.org/drawingml/2006/main">
+              <a:graphicData uri="http://schemas.openxmlformats.org/drawingml/2006/picture">
+                <pic:pic xmlns:pic="http://schemas.openxmlformats.org/drawingml/2006/picture">
+                  <pic:nvPicPr>
+                    <pic:cNvPr id="15" name="图片 5"/>
+                    <pic:cNvPicPr>
+                      <a:picLocks noChangeAspect="1"/>
+                    </pic:cNvPicPr>
+                  </pic:nvPicPr>
+                  <pic:blipFill>
+                    <a:blip r:embed="rId59"/>
+                    <a:stretch>
+                      <a:fillRect/>
+                    </a:stretch>
+                  </pic:blipFill>
+                  <pic:spPr>
+                    <a:xfrm>
+                      <a:off x="0" y="0"/>
+                      <a:ext cx="4638675" cy="2638425"/>
+                    </a:xfrm>
+                    <a:prstGeom prst="rect">
+                      <a:avLst/>
+                    </a:prstGeom>
+                    <a:noFill/>
+                    <a:ln>
+                      <a:noFill/>
+                    </a:ln>
+                  </pic:spPr>
+                </pic:pic>
+              </a:graphicData>
+            </a:graphic>
+          </wp:inline>
+        </w:drawing>
+      </w:r>
+    </w:p>
+    <w:p/>
+    <w:p>
+      <w:r>
+        <w:drawing>
+          <wp:inline distT="0" distB="0" distL="114300" distR="114300">
+            <wp:extent cx="5269865" cy="1698625"/>
+            <wp:effectExtent l="0" t="0" r="6985" b="15875"/>
+            <wp:docPr id="29" name="图片 7"/>
+            <wp:cNvGraphicFramePr>
+              <a:graphicFrameLocks xmlns:a="http://schemas.openxmlformats.org/drawingml/2006/main" noChangeAspect="1"/>
+            </wp:cNvGraphicFramePr>
+            <a:graphic xmlns:a="http://schemas.openxmlformats.org/drawingml/2006/main">
+              <a:graphicData uri="http://schemas.openxmlformats.org/drawingml/2006/picture">
+                <pic:pic xmlns:pic="http://schemas.openxmlformats.org/drawingml/2006/picture">
+                  <pic:nvPicPr>
+                    <pic:cNvPr id="29" name="图片 7"/>
+                    <pic:cNvPicPr>
+                      <a:picLocks noChangeAspect="1"/>
+                    </pic:cNvPicPr>
+                  </pic:nvPicPr>
+                  <pic:blipFill>
+                    <a:blip r:embed="rId60"/>
+                    <a:stretch>
+                      <a:fillRect/>
+                    </a:stretch>
+                  </pic:blipFill>
+                  <pic:spPr>
+                    <a:xfrm>
+                      <a:off x="0" y="0"/>
+                      <a:ext cx="5269865" cy="1698625"/>
+                    </a:xfrm>
+                    <a:prstGeom prst="rect">
+                      <a:avLst/>
+                    </a:prstGeom>
+                    <a:noFill/>
+                    <a:ln>
+                      <a:noFill/>
+                    </a:ln>
+                  </pic:spPr>
+                </pic:pic>
+              </a:graphicData>
+            </a:graphic>
+          </wp:inline>
+        </w:drawing>
+      </w:r>
+    </w:p>
+    <w:p>
+      <w:r>
+        <w:drawing>
+          <wp:inline distT="0" distB="0" distL="114300" distR="114300">
+            <wp:extent cx="5264150" cy="718820"/>
+            <wp:effectExtent l="0" t="0" r="12700" b="5080"/>
+            <wp:docPr id="32" name="图片 8"/>
+            <wp:cNvGraphicFramePr>
+              <a:graphicFrameLocks xmlns:a="http://schemas.openxmlformats.org/drawingml/2006/main" noChangeAspect="1"/>
+            </wp:cNvGraphicFramePr>
+            <a:graphic xmlns:a="http://schemas.openxmlformats.org/drawingml/2006/main">
+              <a:graphicData uri="http://schemas.openxmlformats.org/drawingml/2006/picture">
+                <pic:pic xmlns:pic="http://schemas.openxmlformats.org/drawingml/2006/picture">
+                  <pic:nvPicPr>
+                    <pic:cNvPr id="32" name="图片 8"/>
+                    <pic:cNvPicPr>
+                      <a:picLocks noChangeAspect="1"/>
+                    </pic:cNvPicPr>
+                  </pic:nvPicPr>
+                  <pic:blipFill>
+                    <a:blip r:embed="rId61"/>
+                    <a:stretch>
+                      <a:fillRect/>
+                    </a:stretch>
+                  </pic:blipFill>
+                  <pic:spPr>
+                    <a:xfrm>
+                      <a:off x="0" y="0"/>
+                      <a:ext cx="5264150" cy="718820"/>
+                    </a:xfrm>
+                    <a:prstGeom prst="rect">
+                      <a:avLst/>
+                    </a:prstGeom>
+                    <a:noFill/>
+                    <a:ln>
+                      <a:noFill/>
+                    </a:ln>
+                  </pic:spPr>
+                </pic:pic>
+              </a:graphicData>
+            </a:graphic>
+          </wp:inline>
+        </w:drawing>
+      </w:r>
+    </w:p>
+    <w:p/>
+    <w:p/>
+    <w:p/>
+    <w:p/>
+    <w:p/>
+    <w:p/>
+    <w:p/>
+    <w:p/>
+    <w:p/>
+    <w:p/>
+    <w:p/>
+    <w:p/>
+    <w:p/>
+    <w:p/>
+    <w:p/>
+    <w:p/>
+    <w:p/>
+    <w:p/>
+    <w:p>
+      <w:pPr>
+        <w:rPr>
+          <w:rFonts w:hint="eastAsia"/>
+          <w:lang w:val="en-US" w:eastAsia="zh-CN"/>
+        </w:rPr>
+      </w:pPr>
+      <w:r>
+        <w:rPr>
+          <w:rFonts w:hint="eastAsia"/>
+          <w:lang w:val="en-US" w:eastAsia="zh-CN"/>
+        </w:rPr>
+        <w:t>定时器</w:t>
+      </w:r>
+    </w:p>
+    <w:p>
+      <w:r>
+        <w:drawing>
+          <wp:inline distT="0" distB="0" distL="114300" distR="114300">
+            <wp:extent cx="5268595" cy="2488565"/>
+            <wp:effectExtent l="0" t="0" r="8255" b="6985"/>
+            <wp:docPr id="8" name="图片 1"/>
+            <wp:cNvGraphicFramePr>
+              <a:graphicFrameLocks xmlns:a="http://schemas.openxmlformats.org/drawingml/2006/main" noChangeAspect="1"/>
+            </wp:cNvGraphicFramePr>
+            <a:graphic xmlns:a="http://schemas.openxmlformats.org/drawingml/2006/main">
+              <a:graphicData uri="http://schemas.openxmlformats.org/drawingml/2006/picture">
+                <pic:pic xmlns:pic="http://schemas.openxmlformats.org/drawingml/2006/picture">
+                  <pic:nvPicPr>
+                    <pic:cNvPr id="8" name="图片 1"/>
+                    <pic:cNvPicPr>
+                      <a:picLocks noChangeAspect="1"/>
+                    </pic:cNvPicPr>
+                  </pic:nvPicPr>
+                  <pic:blipFill>
+                    <a:blip r:embed="rId62"/>
+                    <a:stretch>
+                      <a:fillRect/>
+                    </a:stretch>
+                  </pic:blipFill>
+                  <pic:spPr>
+                    <a:xfrm>
+                      <a:off x="0" y="0"/>
+                      <a:ext cx="5268595" cy="2488565"/>
+                    </a:xfrm>
+                    <a:prstGeom prst="rect">
+                      <a:avLst/>
+                    </a:prstGeom>
+                    <a:noFill/>
+                    <a:ln>
+                      <a:noFill/>
+                    </a:ln>
+                  </pic:spPr>
+                </pic:pic>
+              </a:graphicData>
+            </a:graphic>
+          </wp:inline>
+        </w:drawing>
+      </w:r>
+    </w:p>
+    <w:p>
+      <w:r>
+        <w:drawing>
+          <wp:inline distT="0" distB="0" distL="114300" distR="114300">
+            <wp:extent cx="5273675" cy="3537585"/>
+            <wp:effectExtent l="0" t="0" r="3175" b="5715"/>
+            <wp:docPr id="21" name="图片 2"/>
+            <wp:cNvGraphicFramePr>
+              <a:graphicFrameLocks xmlns:a="http://schemas.openxmlformats.org/drawingml/2006/main" noChangeAspect="1"/>
+            </wp:cNvGraphicFramePr>
+            <a:graphic xmlns:a="http://schemas.openxmlformats.org/drawingml/2006/main">
+              <a:graphicData uri="http://schemas.openxmlformats.org/drawingml/2006/picture">
+                <pic:pic xmlns:pic="http://schemas.openxmlformats.org/drawingml/2006/picture">
+                  <pic:nvPicPr>
+                    <pic:cNvPr id="21" name="图片 2"/>
+                    <pic:cNvPicPr>
+                      <a:picLocks noChangeAspect="1"/>
+                    </pic:cNvPicPr>
+                  </pic:nvPicPr>
+                  <pic:blipFill>
+                    <a:blip r:embed="rId63"/>
+                    <a:stretch>
+                      <a:fillRect/>
+                    </a:stretch>
+                  </pic:blipFill>
+                  <pic:spPr>
+                    <a:xfrm>
+                      <a:off x="0" y="0"/>
+                      <a:ext cx="5273675" cy="3537585"/>
+                    </a:xfrm>
+                    <a:prstGeom prst="rect">
+                      <a:avLst/>
+                    </a:prstGeom>
+                    <a:noFill/>
+                    <a:ln>
+                      <a:noFill/>
+                    </a:ln>
+                  </pic:spPr>
+                </pic:pic>
+              </a:graphicData>
+            </a:graphic>
+          </wp:inline>
+        </w:drawing>
+      </w:r>
+    </w:p>
+    <w:p>
+      <w:r>
+        <w:drawing>
+          <wp:inline distT="0" distB="0" distL="114300" distR="114300">
+            <wp:extent cx="3638550" cy="790575"/>
+            <wp:effectExtent l="0" t="0" r="0" b="9525"/>
+            <wp:docPr id="52" name="图片 6"/>
+            <wp:cNvGraphicFramePr>
+              <a:graphicFrameLocks xmlns:a="http://schemas.openxmlformats.org/drawingml/2006/main" noChangeAspect="1"/>
+            </wp:cNvGraphicFramePr>
+            <a:graphic xmlns:a="http://schemas.openxmlformats.org/drawingml/2006/main">
+              <a:graphicData uri="http://schemas.openxmlformats.org/drawingml/2006/picture">
+                <pic:pic xmlns:pic="http://schemas.openxmlformats.org/drawingml/2006/picture">
+                  <pic:nvPicPr>
+                    <pic:cNvPr id="52" name="图片 6"/>
+                    <pic:cNvPicPr>
+                      <a:picLocks noChangeAspect="1"/>
+                    </pic:cNvPicPr>
+                  </pic:nvPicPr>
+                  <pic:blipFill>
+                    <a:blip r:embed="rId64"/>
+                    <a:stretch>
+                      <a:fillRect/>
+                    </a:stretch>
+                  </pic:blipFill>
+                  <pic:spPr>
+                    <a:xfrm>
+                      <a:off x="0" y="0"/>
+                      <a:ext cx="3638550" cy="790575"/>
+                    </a:xfrm>
+                    <a:prstGeom prst="rect">
+                      <a:avLst/>
+                    </a:prstGeom>
+                    <a:noFill/>
+                    <a:ln>
+                      <a:noFill/>
+                    </a:ln>
+                  </pic:spPr>
+                </pic:pic>
+              </a:graphicData>
+            </a:graphic>
+          </wp:inline>
+        </w:drawing>
+      </w:r>
+    </w:p>
+    <w:p>
+      <w:r>
+        <w:drawing>
+          <wp:inline distT="0" distB="0" distL="114300" distR="114300">
+            <wp:extent cx="5271135" cy="1359535"/>
+            <wp:effectExtent l="0" t="0" r="5715" b="12065"/>
+            <wp:docPr id="37" name="图片 3"/>
+            <wp:cNvGraphicFramePr>
+              <a:graphicFrameLocks xmlns:a="http://schemas.openxmlformats.org/drawingml/2006/main" noChangeAspect="1"/>
+            </wp:cNvGraphicFramePr>
+            <a:graphic xmlns:a="http://schemas.openxmlformats.org/drawingml/2006/main">
+              <a:graphicData uri="http://schemas.openxmlformats.org/drawingml/2006/picture">
+                <pic:pic xmlns:pic="http://schemas.openxmlformats.org/drawingml/2006/picture">
+                  <pic:nvPicPr>
+                    <pic:cNvPr id="37" name="图片 3"/>
+                    <pic:cNvPicPr>
+                      <a:picLocks noChangeAspect="1"/>
+                    </pic:cNvPicPr>
+                  </pic:nvPicPr>
+                  <pic:blipFill>
+                    <a:blip r:embed="rId65"/>
+                    <a:stretch>
+                      <a:fillRect/>
+                    </a:stretch>
+                  </pic:blipFill>
+                  <pic:spPr>
+                    <a:xfrm>
+                      <a:off x="0" y="0"/>
+                      <a:ext cx="5271135" cy="1359535"/>
+                    </a:xfrm>
+                    <a:prstGeom prst="rect">
+                      <a:avLst/>
+                    </a:prstGeom>
+                    <a:noFill/>
+                    <a:ln>
+                      <a:noFill/>
+                    </a:ln>
+                  </pic:spPr>
+                </pic:pic>
+              </a:graphicData>
+            </a:graphic>
+          </wp:inline>
+        </w:drawing>
+      </w:r>
+    </w:p>
+    <w:p/>
+    <w:p>
+      <w:pPr>
+        <w:rPr>
+          <w:rFonts w:hint="eastAsia" w:ascii="新宋体" w:hAnsi="新宋体" w:eastAsia="新宋体"/>
+          <w:color w:val="000000"/>
+          <w:sz w:val="19"/>
+          <w:szCs w:val="24"/>
+          <w:highlight w:val="white"/>
+          <w:lang w:val="en-US" w:eastAsia="zh-CN"/>
+        </w:rPr>
+      </w:pPr>
+      <w:r>
+        <w:rPr>
+          <w:rFonts w:hint="eastAsia" w:ascii="新宋体" w:hAnsi="新宋体" w:eastAsia="新宋体"/>
+          <w:color w:val="000000"/>
+          <w:sz w:val="19"/>
+          <w:szCs w:val="24"/>
+          <w:highlight w:val="white"/>
+        </w:rPr>
+        <w:t>timers_</w:t>
+      </w:r>
+      <w:r>
+        <w:rPr>
+          <w:rFonts w:hint="eastAsia" w:ascii="新宋体" w:hAnsi="新宋体" w:eastAsia="新宋体"/>
+          <w:color w:val="000000"/>
+          <w:sz w:val="19"/>
+          <w:szCs w:val="24"/>
+          <w:highlight w:val="white"/>
+          <w:lang w:val="en-US" w:eastAsia="zh-CN"/>
+        </w:rPr>
         <w:t xml:space="preserve"> </w:t>
       </w:r>
       <w:r>
@@ -3097,7 +4015,7 @@
                     </pic:cNvPicPr>
                   </pic:nvPicPr>
                   <pic:blipFill>
-                    <a:blip r:embed="rId54"/>
+                    <a:blip r:embed="rId66"/>
                     <a:stretch>
                       <a:fillRect/>
                     </a:stretch>
@@ -3130,8 +4048,6 @@
           <w:lang w:val="en-US" w:eastAsia="zh-CN"/>
         </w:rPr>
       </w:pPr>
-      <w:bookmarkStart w:id="0" w:name="_GoBack"/>
-      <w:bookmarkEnd w:id="0"/>
     </w:p>
     <w:sectPr>
       <w:pgSz w:w="11906" w:h="16838"/>
@@ -3141,6 +4057,30 @@
     </w:sectPr>
   </w:body>
 </w:document>
+</file>
+
+<file path=word/numbering.xml><?xml version="1.0" encoding="utf-8"?>
+<w:numbering xmlns:wpc="http://schemas.microsoft.com/office/word/2010/wordprocessingCanvas" xmlns:mc="http://schemas.openxmlformats.org/markup-compatibility/2006" xmlns:o="urn:schemas-microsoft-com:office:office" xmlns:r="http://schemas.openxmlformats.org/officeDocument/2006/relationships" xmlns:m="http://schemas.openxmlformats.org/officeDocument/2006/math" xmlns:v="urn:schemas-microsoft-com:vml" xmlns:wp14="http://schemas.microsoft.com/office/word/2010/wordprocessingDrawing" xmlns:wp="http://schemas.openxmlformats.org/drawingml/2006/wordprocessingDrawing" xmlns:w10="urn:schemas-microsoft-com:office:word" xmlns:w="http://schemas.openxmlformats.org/wordprocessingml/2006/main" xmlns:w14="http://schemas.microsoft.com/office/word/2010/wordml" xmlns:wpg="http://schemas.microsoft.com/office/word/2010/wordprocessingGroup" xmlns:wpi="http://schemas.microsoft.com/office/word/2010/wordprocessingInk" xmlns:wne="http://schemas.microsoft.com/office/word/2006/wordml" xmlns:wps="http://schemas.microsoft.com/office/word/2010/wordprocessingShape" xmlns:wpsCustomData="http://www.wps.cn/officeDocument/2013/wpsCustomData" mc:Ignorable="w14 wp14">
+  <w:abstractNum w:abstractNumId="0">
+    <w:nsid w:val="A33777B9"/>
+    <w:multiLevelType w:val="singleLevel"/>
+    <w:tmpl w:val="A33777B9"/>
+    <w:lvl w:ilvl="0" w:tentative="0">
+      <w:start w:val="1"/>
+      <w:numFmt w:val="decimal"/>
+      <w:lvlText w:val="%1."/>
+      <w:lvlJc w:val="left"/>
+      <w:pPr>
+        <w:tabs>
+          <w:tab w:val="left" w:pos="312"/>
+        </w:tabs>
+      </w:pPr>
+    </w:lvl>
+  </w:abstractNum>
+  <w:num w:numId="1">
+    <w:abstractNumId w:val="0"/>
+  </w:num>
+</w:numbering>
 </file>
 
 <file path=word/styles.xml><?xml version="1.0" encoding="utf-8"?>

--- a/kbengine引擎源码启动流程大致解析.docx
+++ b/kbengine引擎源码启动流程大致解析.docx
@@ -2606,6 +2606,7 @@
     <w:p>
       <w:pPr>
         <w:numPr>
+          <w:ilvl w:val="0"/>
           <w:numId w:val="0"/>
         </w:numPr>
         <w:rPr>
@@ -2624,6 +2625,7 @@
     <w:p>
       <w:pPr>
         <w:numPr>
+          <w:ilvl w:val="0"/>
           <w:numId w:val="0"/>
         </w:numPr>
       </w:pPr>
@@ -2674,6 +2676,7 @@
     <w:p>
       <w:pPr>
         <w:numPr>
+          <w:ilvl w:val="0"/>
           <w:numId w:val="0"/>
         </w:numPr>
         <w:rPr>
@@ -2692,6 +2695,7 @@
     <w:p>
       <w:pPr>
         <w:numPr>
+          <w:ilvl w:val="0"/>
           <w:numId w:val="0"/>
         </w:numPr>
       </w:pPr>
@@ -2742,6 +2746,7 @@
     <w:p>
       <w:pPr>
         <w:numPr>
+          <w:ilvl w:val="0"/>
           <w:numId w:val="0"/>
         </w:numPr>
         <w:rPr>
@@ -2760,12 +2765,9 @@
     <w:p>
       <w:pPr>
         <w:numPr>
+          <w:ilvl w:val="0"/>
           <w:numId w:val="0"/>
         </w:numPr>
-        <w:rPr>
-          <w:rFonts w:hint="eastAsia"/>
-          <w:lang w:val="en-US" w:eastAsia="zh-CN"/>
-        </w:rPr>
       </w:pPr>
       <w:r>
         <w:drawing>
@@ -2810,6 +2812,1171 @@
           </wp:inline>
         </w:drawing>
       </w:r>
+    </w:p>
+    <w:p>
+      <w:pPr>
+        <w:numPr>
+          <w:ilvl w:val="0"/>
+          <w:numId w:val="0"/>
+        </w:numPr>
+        <w:rPr>
+          <w:rFonts w:hint="default"/>
+          <w:lang w:val="en-US" w:eastAsia="zh-CN"/>
+        </w:rPr>
+      </w:pPr>
+      <w:r>
+        <w:rPr>
+          <w:rFonts w:hint="eastAsia"/>
+          <w:lang w:val="en-US" w:eastAsia="zh-CN"/>
+        </w:rPr>
+        <w:t>移动更新坐标和方向</w:t>
+      </w:r>
+    </w:p>
+    <w:p>
+      <w:pPr>
+        <w:numPr>
+          <w:ilvl w:val="0"/>
+          <w:numId w:val="0"/>
+        </w:numPr>
+      </w:pPr>
+      <w:r>
+        <w:drawing>
+          <wp:inline distT="0" distB="0" distL="114300" distR="114300">
+            <wp:extent cx="5269230" cy="702310"/>
+            <wp:effectExtent l="0" t="0" r="7620" b="2540"/>
+            <wp:docPr id="53" name="图片 1"/>
+            <wp:cNvGraphicFramePr>
+              <a:graphicFrameLocks xmlns:a="http://schemas.openxmlformats.org/drawingml/2006/main" noChangeAspect="1"/>
+            </wp:cNvGraphicFramePr>
+            <a:graphic xmlns:a="http://schemas.openxmlformats.org/drawingml/2006/main">
+              <a:graphicData uri="http://schemas.openxmlformats.org/drawingml/2006/picture">
+                <pic:pic xmlns:pic="http://schemas.openxmlformats.org/drawingml/2006/picture">
+                  <pic:nvPicPr>
+                    <pic:cNvPr id="53" name="图片 1"/>
+                    <pic:cNvPicPr>
+                      <a:picLocks noChangeAspect="1"/>
+                    </pic:cNvPicPr>
+                  </pic:nvPicPr>
+                  <pic:blipFill>
+                    <a:blip r:embed="rId50"/>
+                    <a:stretch>
+                      <a:fillRect/>
+                    </a:stretch>
+                  </pic:blipFill>
+                  <pic:spPr>
+                    <a:xfrm>
+                      <a:off x="0" y="0"/>
+                      <a:ext cx="5269230" cy="702310"/>
+                    </a:xfrm>
+                    <a:prstGeom prst="rect">
+                      <a:avLst/>
+                    </a:prstGeom>
+                    <a:noFill/>
+                    <a:ln>
+                      <a:noFill/>
+                    </a:ln>
+                  </pic:spPr>
+                </pic:pic>
+              </a:graphicData>
+            </a:graphic>
+          </wp:inline>
+        </w:drawing>
+      </w:r>
+    </w:p>
+    <w:p>
+      <w:pPr>
+        <w:numPr>
+          <w:ilvl w:val="0"/>
+          <w:numId w:val="0"/>
+        </w:numPr>
+      </w:pPr>
+      <w:r>
+        <w:drawing>
+          <wp:inline distT="0" distB="0" distL="114300" distR="114300">
+            <wp:extent cx="5271770" cy="1136650"/>
+            <wp:effectExtent l="0" t="0" r="5080" b="6350"/>
+            <wp:docPr id="55" name="图片 2"/>
+            <wp:cNvGraphicFramePr>
+              <a:graphicFrameLocks xmlns:a="http://schemas.openxmlformats.org/drawingml/2006/main" noChangeAspect="1"/>
+            </wp:cNvGraphicFramePr>
+            <a:graphic xmlns:a="http://schemas.openxmlformats.org/drawingml/2006/main">
+              <a:graphicData uri="http://schemas.openxmlformats.org/drawingml/2006/picture">
+                <pic:pic xmlns:pic="http://schemas.openxmlformats.org/drawingml/2006/picture">
+                  <pic:nvPicPr>
+                    <pic:cNvPr id="55" name="图片 2"/>
+                    <pic:cNvPicPr>
+                      <a:picLocks noChangeAspect="1"/>
+                    </pic:cNvPicPr>
+                  </pic:nvPicPr>
+                  <pic:blipFill>
+                    <a:blip r:embed="rId51"/>
+                    <a:stretch>
+                      <a:fillRect/>
+                    </a:stretch>
+                  </pic:blipFill>
+                  <pic:spPr>
+                    <a:xfrm>
+                      <a:off x="0" y="0"/>
+                      <a:ext cx="5271770" cy="1136650"/>
+                    </a:xfrm>
+                    <a:prstGeom prst="rect">
+                      <a:avLst/>
+                    </a:prstGeom>
+                    <a:noFill/>
+                    <a:ln>
+                      <a:noFill/>
+                    </a:ln>
+                  </pic:spPr>
+                </pic:pic>
+              </a:graphicData>
+            </a:graphic>
+          </wp:inline>
+        </w:drawing>
+      </w:r>
+    </w:p>
+    <w:p>
+      <w:pPr>
+        <w:numPr>
+          <w:ilvl w:val="0"/>
+          <w:numId w:val="0"/>
+        </w:numPr>
+        <w:rPr>
+          <w:rFonts w:hint="default"/>
+          <w:lang w:val="en-US" w:eastAsia="zh-CN"/>
+        </w:rPr>
+      </w:pPr>
+      <w:r>
+        <w:rPr>
+          <w:rFonts w:hint="eastAsia"/>
+          <w:lang w:val="en-US" w:eastAsia="zh-CN"/>
+        </w:rPr>
+        <w:t>处理更新坐标</w:t>
+      </w:r>
+    </w:p>
+    <w:p>
+      <w:pPr>
+        <w:numPr>
+          <w:ilvl w:val="0"/>
+          <w:numId w:val="0"/>
+        </w:numPr>
+      </w:pPr>
+      <w:r>
+        <w:drawing>
+          <wp:inline distT="0" distB="0" distL="114300" distR="114300">
+            <wp:extent cx="5076825" cy="1857375"/>
+            <wp:effectExtent l="0" t="0" r="9525" b="9525"/>
+            <wp:docPr id="56" name="图片 3"/>
+            <wp:cNvGraphicFramePr>
+              <a:graphicFrameLocks xmlns:a="http://schemas.openxmlformats.org/drawingml/2006/main" noChangeAspect="1"/>
+            </wp:cNvGraphicFramePr>
+            <a:graphic xmlns:a="http://schemas.openxmlformats.org/drawingml/2006/main">
+              <a:graphicData uri="http://schemas.openxmlformats.org/drawingml/2006/picture">
+                <pic:pic xmlns:pic="http://schemas.openxmlformats.org/drawingml/2006/picture">
+                  <pic:nvPicPr>
+                    <pic:cNvPr id="56" name="图片 3"/>
+                    <pic:cNvPicPr>
+                      <a:picLocks noChangeAspect="1"/>
+                    </pic:cNvPicPr>
+                  </pic:nvPicPr>
+                  <pic:blipFill>
+                    <a:blip r:embed="rId52"/>
+                    <a:stretch>
+                      <a:fillRect/>
+                    </a:stretch>
+                  </pic:blipFill>
+                  <pic:spPr>
+                    <a:xfrm>
+                      <a:off x="0" y="0"/>
+                      <a:ext cx="5076825" cy="1857375"/>
+                    </a:xfrm>
+                    <a:prstGeom prst="rect">
+                      <a:avLst/>
+                    </a:prstGeom>
+                    <a:noFill/>
+                    <a:ln>
+                      <a:noFill/>
+                    </a:ln>
+                  </pic:spPr>
+                </pic:pic>
+              </a:graphicData>
+            </a:graphic>
+          </wp:inline>
+        </w:drawing>
+      </w:r>
+    </w:p>
+    <w:p>
+      <w:pPr>
+        <w:numPr>
+          <w:ilvl w:val="0"/>
+          <w:numId w:val="0"/>
+        </w:numPr>
+        <w:rPr>
+          <w:rFonts w:hint="default" w:eastAsiaTheme="minorEastAsia"/>
+          <w:lang w:val="en-US" w:eastAsia="zh-CN"/>
+        </w:rPr>
+      </w:pPr>
+      <w:r>
+        <w:rPr>
+          <w:rFonts w:hint="eastAsia"/>
+          <w:lang w:val="en-US" w:eastAsia="zh-CN"/>
+        </w:rPr>
+        <w:t>坐标更新aoi和陷阱相关逻辑</w:t>
+      </w:r>
+    </w:p>
+    <w:p>
+      <w:pPr>
+        <w:numPr>
+          <w:ilvl w:val="0"/>
+          <w:numId w:val="0"/>
+        </w:numPr>
+      </w:pPr>
+      <w:r>
+        <w:drawing>
+          <wp:inline distT="0" distB="0" distL="114300" distR="114300">
+            <wp:extent cx="4133850" cy="2695575"/>
+            <wp:effectExtent l="0" t="0" r="0" b="9525"/>
+            <wp:docPr id="58" name="图片 4"/>
+            <wp:cNvGraphicFramePr>
+              <a:graphicFrameLocks xmlns:a="http://schemas.openxmlformats.org/drawingml/2006/main" noChangeAspect="1"/>
+            </wp:cNvGraphicFramePr>
+            <a:graphic xmlns:a="http://schemas.openxmlformats.org/drawingml/2006/main">
+              <a:graphicData uri="http://schemas.openxmlformats.org/drawingml/2006/picture">
+                <pic:pic xmlns:pic="http://schemas.openxmlformats.org/drawingml/2006/picture">
+                  <pic:nvPicPr>
+                    <pic:cNvPr id="58" name="图片 4"/>
+                    <pic:cNvPicPr>
+                      <a:picLocks noChangeAspect="1"/>
+                    </pic:cNvPicPr>
+                  </pic:nvPicPr>
+                  <pic:blipFill>
+                    <a:blip r:embed="rId53"/>
+                    <a:stretch>
+                      <a:fillRect/>
+                    </a:stretch>
+                  </pic:blipFill>
+                  <pic:spPr>
+                    <a:xfrm>
+                      <a:off x="0" y="0"/>
+                      <a:ext cx="4133850" cy="2695575"/>
+                    </a:xfrm>
+                    <a:prstGeom prst="rect">
+                      <a:avLst/>
+                    </a:prstGeom>
+                    <a:noFill/>
+                    <a:ln>
+                      <a:noFill/>
+                    </a:ln>
+                  </pic:spPr>
+                </pic:pic>
+              </a:graphicData>
+            </a:graphic>
+          </wp:inline>
+        </w:drawing>
+      </w:r>
+    </w:p>
+    <w:p>
+      <w:pPr>
+        <w:numPr>
+          <w:ilvl w:val="0"/>
+          <w:numId w:val="0"/>
+        </w:numPr>
+        <w:rPr>
+          <w:rFonts w:hint="eastAsia" w:eastAsiaTheme="minorEastAsia"/>
+          <w:lang w:val="en-US" w:eastAsia="zh-CN"/>
+        </w:rPr>
+      </w:pPr>
+      <w:r>
+        <w:drawing>
+          <wp:inline distT="0" distB="0" distL="114300" distR="114300">
+            <wp:extent cx="5272405" cy="4066540"/>
+            <wp:effectExtent l="0" t="0" r="4445" b="10160"/>
+            <wp:docPr id="63" name="图片 5"/>
+            <wp:cNvGraphicFramePr>
+              <a:graphicFrameLocks xmlns:a="http://schemas.openxmlformats.org/drawingml/2006/main" noChangeAspect="1"/>
+            </wp:cNvGraphicFramePr>
+            <a:graphic xmlns:a="http://schemas.openxmlformats.org/drawingml/2006/main">
+              <a:graphicData uri="http://schemas.openxmlformats.org/drawingml/2006/picture">
+                <pic:pic xmlns:pic="http://schemas.openxmlformats.org/drawingml/2006/picture">
+                  <pic:nvPicPr>
+                    <pic:cNvPr id="63" name="图片 5"/>
+                    <pic:cNvPicPr>
+                      <a:picLocks noChangeAspect="1"/>
+                    </pic:cNvPicPr>
+                  </pic:nvPicPr>
+                  <pic:blipFill>
+                    <a:blip r:embed="rId54"/>
+                    <a:stretch>
+                      <a:fillRect/>
+                    </a:stretch>
+                  </pic:blipFill>
+                  <pic:spPr>
+                    <a:xfrm>
+                      <a:off x="0" y="0"/>
+                      <a:ext cx="5272405" cy="4066540"/>
+                    </a:xfrm>
+                    <a:prstGeom prst="rect">
+                      <a:avLst/>
+                    </a:prstGeom>
+                    <a:noFill/>
+                    <a:ln>
+                      <a:noFill/>
+                    </a:ln>
+                  </pic:spPr>
+                </pic:pic>
+              </a:graphicData>
+            </a:graphic>
+          </wp:inline>
+        </w:drawing>
+      </w:r>
+    </w:p>
+    <w:p>
+      <w:pPr>
+        <w:numPr>
+          <w:ilvl w:val="0"/>
+          <w:numId w:val="0"/>
+        </w:numPr>
+        <w:rPr>
+          <w:rFonts w:hint="eastAsia"/>
+          <w:lang w:val="en-US" w:eastAsia="zh-CN"/>
+        </w:rPr>
+      </w:pPr>
+      <w:r>
+        <w:rPr>
+          <w:rFonts w:hint="eastAsia"/>
+          <w:lang w:val="en-US" w:eastAsia="zh-CN"/>
+        </w:rPr>
+        <w:t>Onupdate里判断是否进入、离开别的entity的aoi、陷阱</w:t>
+      </w:r>
+    </w:p>
+    <w:p>
+      <w:pPr>
+        <w:numPr>
+          <w:ilvl w:val="0"/>
+          <w:numId w:val="0"/>
+        </w:numPr>
+        <w:rPr>
+          <w:rFonts w:hint="eastAsia"/>
+          <w:lang w:val="en-US" w:eastAsia="zh-CN"/>
+        </w:rPr>
+      </w:pPr>
+      <w:r>
+        <w:rPr>
+          <w:rFonts w:hint="eastAsia"/>
+          <w:lang w:val="en-US" w:eastAsia="zh-CN"/>
+        </w:rPr>
+        <w:t>如穿过x轴</w:t>
+      </w:r>
+    </w:p>
+    <w:p>
+      <w:pPr>
+        <w:numPr>
+          <w:ilvl w:val="0"/>
+          <w:numId w:val="0"/>
+        </w:numPr>
+      </w:pPr>
+      <w:r>
+        <w:drawing>
+          <wp:inline distT="0" distB="0" distL="114300" distR="114300">
+            <wp:extent cx="5271770" cy="4085590"/>
+            <wp:effectExtent l="0" t="0" r="5080" b="10160"/>
+            <wp:docPr id="69" name="图片 6"/>
+            <wp:cNvGraphicFramePr>
+              <a:graphicFrameLocks xmlns:a="http://schemas.openxmlformats.org/drawingml/2006/main" noChangeAspect="1"/>
+            </wp:cNvGraphicFramePr>
+            <a:graphic xmlns:a="http://schemas.openxmlformats.org/drawingml/2006/main">
+              <a:graphicData uri="http://schemas.openxmlformats.org/drawingml/2006/picture">
+                <pic:pic xmlns:pic="http://schemas.openxmlformats.org/drawingml/2006/picture">
+                  <pic:nvPicPr>
+                    <pic:cNvPr id="69" name="图片 6"/>
+                    <pic:cNvPicPr>
+                      <a:picLocks noChangeAspect="1"/>
+                    </pic:cNvPicPr>
+                  </pic:nvPicPr>
+                  <pic:blipFill>
+                    <a:blip r:embed="rId55"/>
+                    <a:stretch>
+                      <a:fillRect/>
+                    </a:stretch>
+                  </pic:blipFill>
+                  <pic:spPr>
+                    <a:xfrm>
+                      <a:off x="0" y="0"/>
+                      <a:ext cx="5271770" cy="4085590"/>
+                    </a:xfrm>
+                    <a:prstGeom prst="rect">
+                      <a:avLst/>
+                    </a:prstGeom>
+                    <a:noFill/>
+                    <a:ln>
+                      <a:noFill/>
+                    </a:ln>
+                  </pic:spPr>
+                </pic:pic>
+              </a:graphicData>
+            </a:graphic>
+          </wp:inline>
+        </w:drawing>
+      </w:r>
+    </w:p>
+    <w:p>
+      <w:pPr>
+        <w:numPr>
+          <w:ilvl w:val="0"/>
+          <w:numId w:val="0"/>
+        </w:numPr>
+      </w:pPr>
+      <w:r>
+        <w:drawing>
+          <wp:inline distT="0" distB="0" distL="114300" distR="114300">
+            <wp:extent cx="5274310" cy="930275"/>
+            <wp:effectExtent l="0" t="0" r="2540" b="3175"/>
+            <wp:docPr id="70" name="图片 7"/>
+            <wp:cNvGraphicFramePr>
+              <a:graphicFrameLocks xmlns:a="http://schemas.openxmlformats.org/drawingml/2006/main" noChangeAspect="1"/>
+            </wp:cNvGraphicFramePr>
+            <a:graphic xmlns:a="http://schemas.openxmlformats.org/drawingml/2006/main">
+              <a:graphicData uri="http://schemas.openxmlformats.org/drawingml/2006/picture">
+                <pic:pic xmlns:pic="http://schemas.openxmlformats.org/drawingml/2006/picture">
+                  <pic:nvPicPr>
+                    <pic:cNvPr id="70" name="图片 7"/>
+                    <pic:cNvPicPr>
+                      <a:picLocks noChangeAspect="1"/>
+                    </pic:cNvPicPr>
+                  </pic:nvPicPr>
+                  <pic:blipFill>
+                    <a:blip r:embed="rId56"/>
+                    <a:stretch>
+                      <a:fillRect/>
+                    </a:stretch>
+                  </pic:blipFill>
+                  <pic:spPr>
+                    <a:xfrm>
+                      <a:off x="0" y="0"/>
+                      <a:ext cx="5274310" cy="930275"/>
+                    </a:xfrm>
+                    <a:prstGeom prst="rect">
+                      <a:avLst/>
+                    </a:prstGeom>
+                    <a:noFill/>
+                    <a:ln>
+                      <a:noFill/>
+                    </a:ln>
+                  </pic:spPr>
+                </pic:pic>
+              </a:graphicData>
+            </a:graphic>
+          </wp:inline>
+        </w:drawing>
+      </w:r>
+    </w:p>
+    <w:p>
+      <w:pPr>
+        <w:numPr>
+          <w:ilvl w:val="0"/>
+          <w:numId w:val="0"/>
+        </w:numPr>
+      </w:pPr>
+      <w:r>
+        <w:drawing>
+          <wp:inline distT="0" distB="0" distL="114300" distR="114300">
+            <wp:extent cx="5268595" cy="4483100"/>
+            <wp:effectExtent l="0" t="0" r="8255" b="12700"/>
+            <wp:docPr id="71" name="图片 8"/>
+            <wp:cNvGraphicFramePr>
+              <a:graphicFrameLocks xmlns:a="http://schemas.openxmlformats.org/drawingml/2006/main" noChangeAspect="1"/>
+            </wp:cNvGraphicFramePr>
+            <a:graphic xmlns:a="http://schemas.openxmlformats.org/drawingml/2006/main">
+              <a:graphicData uri="http://schemas.openxmlformats.org/drawingml/2006/picture">
+                <pic:pic xmlns:pic="http://schemas.openxmlformats.org/drawingml/2006/picture">
+                  <pic:nvPicPr>
+                    <pic:cNvPr id="71" name="图片 8"/>
+                    <pic:cNvPicPr>
+                      <a:picLocks noChangeAspect="1"/>
+                    </pic:cNvPicPr>
+                  </pic:nvPicPr>
+                  <pic:blipFill>
+                    <a:blip r:embed="rId57"/>
+                    <a:stretch>
+                      <a:fillRect/>
+                    </a:stretch>
+                  </pic:blipFill>
+                  <pic:spPr>
+                    <a:xfrm>
+                      <a:off x="0" y="0"/>
+                      <a:ext cx="5268595" cy="4483100"/>
+                    </a:xfrm>
+                    <a:prstGeom prst="rect">
+                      <a:avLst/>
+                    </a:prstGeom>
+                    <a:noFill/>
+                    <a:ln>
+                      <a:noFill/>
+                    </a:ln>
+                  </pic:spPr>
+                </pic:pic>
+              </a:graphicData>
+            </a:graphic>
+          </wp:inline>
+        </w:drawing>
+      </w:r>
+    </w:p>
+    <w:p>
+      <w:pPr>
+        <w:numPr>
+          <w:ilvl w:val="0"/>
+          <w:numId w:val="0"/>
+        </w:numPr>
+        <w:rPr>
+          <w:rFonts w:hint="eastAsia"/>
+          <w:lang w:val="en-US" w:eastAsia="zh-CN"/>
+        </w:rPr>
+      </w:pPr>
+      <w:r>
+        <w:rPr>
+          <w:rFonts w:hint="eastAsia"/>
+          <w:lang w:val="en-US" w:eastAsia="zh-CN"/>
+        </w:rPr>
+        <w:t>RangeTrigger有两种子类类型,aoi和陷阱</w:t>
+      </w:r>
+    </w:p>
+    <w:p>
+      <w:pPr>
+        <w:numPr>
+          <w:ilvl w:val="0"/>
+          <w:numId w:val="0"/>
+        </w:numPr>
+      </w:pPr>
+      <w:r>
+        <w:drawing>
+          <wp:inline distT="0" distB="0" distL="114300" distR="114300">
+            <wp:extent cx="5272405" cy="1527810"/>
+            <wp:effectExtent l="0" t="0" r="4445" b="15240"/>
+            <wp:docPr id="72" name="图片 9"/>
+            <wp:cNvGraphicFramePr>
+              <a:graphicFrameLocks xmlns:a="http://schemas.openxmlformats.org/drawingml/2006/main" noChangeAspect="1"/>
+            </wp:cNvGraphicFramePr>
+            <a:graphic xmlns:a="http://schemas.openxmlformats.org/drawingml/2006/main">
+              <a:graphicData uri="http://schemas.openxmlformats.org/drawingml/2006/picture">
+                <pic:pic xmlns:pic="http://schemas.openxmlformats.org/drawingml/2006/picture">
+                  <pic:nvPicPr>
+                    <pic:cNvPr id="72" name="图片 9"/>
+                    <pic:cNvPicPr>
+                      <a:picLocks noChangeAspect="1"/>
+                    </pic:cNvPicPr>
+                  </pic:nvPicPr>
+                  <pic:blipFill>
+                    <a:blip r:embed="rId58"/>
+                    <a:stretch>
+                      <a:fillRect/>
+                    </a:stretch>
+                  </pic:blipFill>
+                  <pic:spPr>
+                    <a:xfrm>
+                      <a:off x="0" y="0"/>
+                      <a:ext cx="5272405" cy="1527810"/>
+                    </a:xfrm>
+                    <a:prstGeom prst="rect">
+                      <a:avLst/>
+                    </a:prstGeom>
+                    <a:noFill/>
+                    <a:ln>
+                      <a:noFill/>
+                    </a:ln>
+                  </pic:spPr>
+                </pic:pic>
+              </a:graphicData>
+            </a:graphic>
+          </wp:inline>
+        </w:drawing>
+      </w:r>
+    </w:p>
+    <w:p>
+      <w:pPr>
+        <w:numPr>
+          <w:ilvl w:val="0"/>
+          <w:numId w:val="0"/>
+        </w:numPr>
+        <w:rPr>
+          <w:rFonts w:hint="eastAsia"/>
+          <w:lang w:val="en-US" w:eastAsia="zh-CN"/>
+        </w:rPr>
+      </w:pPr>
+      <w:r>
+        <w:rPr>
+          <w:rFonts w:hint="eastAsia"/>
+          <w:lang w:val="en-US" w:eastAsia="zh-CN"/>
+        </w:rPr>
+        <w:t>Aoi会触发 witness的onEnterAOI 和 onLeaveAOI</w:t>
+      </w:r>
+    </w:p>
+    <w:p>
+      <w:pPr>
+        <w:numPr>
+          <w:ilvl w:val="0"/>
+          <w:numId w:val="0"/>
+        </w:numPr>
+      </w:pPr>
+      <w:r>
+        <w:drawing>
+          <wp:inline distT="0" distB="0" distL="114300" distR="114300">
+            <wp:extent cx="5269865" cy="3717925"/>
+            <wp:effectExtent l="0" t="0" r="6985" b="15875"/>
+            <wp:docPr id="79" name="图片 16"/>
+            <wp:cNvGraphicFramePr>
+              <a:graphicFrameLocks xmlns:a="http://schemas.openxmlformats.org/drawingml/2006/main" noChangeAspect="1"/>
+            </wp:cNvGraphicFramePr>
+            <a:graphic xmlns:a="http://schemas.openxmlformats.org/drawingml/2006/main">
+              <a:graphicData uri="http://schemas.openxmlformats.org/drawingml/2006/picture">
+                <pic:pic xmlns:pic="http://schemas.openxmlformats.org/drawingml/2006/picture">
+                  <pic:nvPicPr>
+                    <pic:cNvPr id="79" name="图片 16"/>
+                    <pic:cNvPicPr>
+                      <a:picLocks noChangeAspect="1"/>
+                    </pic:cNvPicPr>
+                  </pic:nvPicPr>
+                  <pic:blipFill>
+                    <a:blip r:embed="rId59"/>
+                    <a:stretch>
+                      <a:fillRect/>
+                    </a:stretch>
+                  </pic:blipFill>
+                  <pic:spPr>
+                    <a:xfrm>
+                      <a:off x="0" y="0"/>
+                      <a:ext cx="5269865" cy="3717925"/>
+                    </a:xfrm>
+                    <a:prstGeom prst="rect">
+                      <a:avLst/>
+                    </a:prstGeom>
+                    <a:noFill/>
+                    <a:ln>
+                      <a:noFill/>
+                    </a:ln>
+                  </pic:spPr>
+                </pic:pic>
+              </a:graphicData>
+            </a:graphic>
+          </wp:inline>
+        </w:drawing>
+      </w:r>
+    </w:p>
+    <w:p>
+      <w:pPr>
+        <w:numPr>
+          <w:ilvl w:val="0"/>
+          <w:numId w:val="0"/>
+        </w:numPr>
+        <w:rPr>
+          <w:rFonts w:hint="eastAsia" w:ascii="新宋体" w:hAnsi="新宋体" w:eastAsia="新宋体"/>
+          <w:color w:val="000000"/>
+          <w:sz w:val="19"/>
+          <w:szCs w:val="24"/>
+          <w:highlight w:val="white"/>
+        </w:rPr>
+      </w:pPr>
+      <w:r>
+        <w:rPr>
+          <w:rFonts w:hint="eastAsia"/>
+          <w:lang w:val="en-US" w:eastAsia="zh-CN"/>
+        </w:rPr>
+        <w:t>AOI类型是在entity设置aoi时创建的,也就是接口</w:t>
+      </w:r>
+      <w:r>
+        <w:rPr>
+          <w:rFonts w:hint="eastAsia" w:ascii="新宋体" w:hAnsi="新宋体" w:eastAsia="新宋体"/>
+          <w:color w:val="000000"/>
+          <w:sz w:val="19"/>
+          <w:szCs w:val="24"/>
+          <w:highlight w:val="white"/>
+        </w:rPr>
+        <w:t>setAoiRadius</w:t>
+      </w:r>
+    </w:p>
+    <w:p>
+      <w:pPr>
+        <w:numPr>
+          <w:ilvl w:val="0"/>
+          <w:numId w:val="0"/>
+        </w:numPr>
+        <w:rPr>
+          <w:rFonts w:hint="eastAsia" w:ascii="新宋体" w:hAnsi="新宋体" w:eastAsia="新宋体"/>
+          <w:color w:val="000000"/>
+          <w:sz w:val="19"/>
+          <w:szCs w:val="24"/>
+          <w:highlight w:val="white"/>
+        </w:rPr>
+      </w:pPr>
+      <w:r>
+        <w:drawing>
+          <wp:inline distT="0" distB="0" distL="114300" distR="114300">
+            <wp:extent cx="5269230" cy="2891155"/>
+            <wp:effectExtent l="0" t="0" r="7620" b="4445"/>
+            <wp:docPr id="82" name="图片 19"/>
+            <wp:cNvGraphicFramePr>
+              <a:graphicFrameLocks xmlns:a="http://schemas.openxmlformats.org/drawingml/2006/main" noChangeAspect="1"/>
+            </wp:cNvGraphicFramePr>
+            <a:graphic xmlns:a="http://schemas.openxmlformats.org/drawingml/2006/main">
+              <a:graphicData uri="http://schemas.openxmlformats.org/drawingml/2006/picture">
+                <pic:pic xmlns:pic="http://schemas.openxmlformats.org/drawingml/2006/picture">
+                  <pic:nvPicPr>
+                    <pic:cNvPr id="82" name="图片 19"/>
+                    <pic:cNvPicPr>
+                      <a:picLocks noChangeAspect="1"/>
+                    </pic:cNvPicPr>
+                  </pic:nvPicPr>
+                  <pic:blipFill>
+                    <a:blip r:embed="rId60"/>
+                    <a:stretch>
+                      <a:fillRect/>
+                    </a:stretch>
+                  </pic:blipFill>
+                  <pic:spPr>
+                    <a:xfrm>
+                      <a:off x="0" y="0"/>
+                      <a:ext cx="5269230" cy="2891155"/>
+                    </a:xfrm>
+                    <a:prstGeom prst="rect">
+                      <a:avLst/>
+                    </a:prstGeom>
+                    <a:noFill/>
+                    <a:ln>
+                      <a:noFill/>
+                    </a:ln>
+                  </pic:spPr>
+                </pic:pic>
+              </a:graphicData>
+            </a:graphic>
+          </wp:inline>
+        </w:drawing>
+      </w:r>
+      <w:bookmarkStart w:id="0" w:name="_GoBack"/>
+      <w:bookmarkEnd w:id="0"/>
+    </w:p>
+    <w:p>
+      <w:pPr>
+        <w:numPr>
+          <w:ilvl w:val="0"/>
+          <w:numId w:val="0"/>
+        </w:numPr>
+      </w:pPr>
+      <w:r>
+        <w:drawing>
+          <wp:inline distT="0" distB="0" distL="114300" distR="114300">
+            <wp:extent cx="5272405" cy="2287270"/>
+            <wp:effectExtent l="0" t="0" r="4445" b="17780"/>
+            <wp:docPr id="81" name="图片 18"/>
+            <wp:cNvGraphicFramePr>
+              <a:graphicFrameLocks xmlns:a="http://schemas.openxmlformats.org/drawingml/2006/main" noChangeAspect="1"/>
+            </wp:cNvGraphicFramePr>
+            <a:graphic xmlns:a="http://schemas.openxmlformats.org/drawingml/2006/main">
+              <a:graphicData uri="http://schemas.openxmlformats.org/drawingml/2006/picture">
+                <pic:pic xmlns:pic="http://schemas.openxmlformats.org/drawingml/2006/picture">
+                  <pic:nvPicPr>
+                    <pic:cNvPr id="81" name="图片 18"/>
+                    <pic:cNvPicPr>
+                      <a:picLocks noChangeAspect="1"/>
+                    </pic:cNvPicPr>
+                  </pic:nvPicPr>
+                  <pic:blipFill>
+                    <a:blip r:embed="rId61"/>
+                    <a:stretch>
+                      <a:fillRect/>
+                    </a:stretch>
+                  </pic:blipFill>
+                  <pic:spPr>
+                    <a:xfrm>
+                      <a:off x="0" y="0"/>
+                      <a:ext cx="5272405" cy="2287270"/>
+                    </a:xfrm>
+                    <a:prstGeom prst="rect">
+                      <a:avLst/>
+                    </a:prstGeom>
+                    <a:noFill/>
+                    <a:ln>
+                      <a:noFill/>
+                    </a:ln>
+                  </pic:spPr>
+                </pic:pic>
+              </a:graphicData>
+            </a:graphic>
+          </wp:inline>
+        </w:drawing>
+      </w:r>
+    </w:p>
+    <w:p>
+      <w:pPr>
+        <w:numPr>
+          <w:ilvl w:val="0"/>
+          <w:numId w:val="0"/>
+        </w:numPr>
+      </w:pPr>
+    </w:p>
+    <w:p>
+      <w:pPr>
+        <w:numPr>
+          <w:ilvl w:val="0"/>
+          <w:numId w:val="0"/>
+        </w:numPr>
+      </w:pPr>
+    </w:p>
+    <w:p>
+      <w:pPr>
+        <w:numPr>
+          <w:ilvl w:val="0"/>
+          <w:numId w:val="0"/>
+        </w:numPr>
+      </w:pPr>
+    </w:p>
+    <w:p>
+      <w:pPr>
+        <w:numPr>
+          <w:ilvl w:val="0"/>
+          <w:numId w:val="0"/>
+        </w:numPr>
+      </w:pPr>
+    </w:p>
+    <w:p>
+      <w:pPr>
+        <w:numPr>
+          <w:ilvl w:val="0"/>
+          <w:numId w:val="0"/>
+        </w:numPr>
+      </w:pPr>
+    </w:p>
+    <w:p>
+      <w:pPr>
+        <w:numPr>
+          <w:ilvl w:val="0"/>
+          <w:numId w:val="0"/>
+        </w:numPr>
+      </w:pPr>
+    </w:p>
+    <w:p>
+      <w:pPr>
+        <w:numPr>
+          <w:ilvl w:val="0"/>
+          <w:numId w:val="0"/>
+        </w:numPr>
+        <w:rPr>
+          <w:rFonts w:hint="default"/>
+          <w:lang w:val="en-US" w:eastAsia="zh-CN"/>
+        </w:rPr>
+      </w:pPr>
+    </w:p>
+    <w:p>
+      <w:pPr>
+        <w:numPr>
+          <w:ilvl w:val="0"/>
+          <w:numId w:val="0"/>
+        </w:numPr>
+      </w:pPr>
+      <w:r>
+        <w:drawing>
+          <wp:inline distT="0" distB="0" distL="114300" distR="114300">
+            <wp:extent cx="3790950" cy="1409700"/>
+            <wp:effectExtent l="0" t="0" r="0" b="0"/>
+            <wp:docPr id="73" name="图片 10"/>
+            <wp:cNvGraphicFramePr>
+              <a:graphicFrameLocks xmlns:a="http://schemas.openxmlformats.org/drawingml/2006/main" noChangeAspect="1"/>
+            </wp:cNvGraphicFramePr>
+            <a:graphic xmlns:a="http://schemas.openxmlformats.org/drawingml/2006/main">
+              <a:graphicData uri="http://schemas.openxmlformats.org/drawingml/2006/picture">
+                <pic:pic xmlns:pic="http://schemas.openxmlformats.org/drawingml/2006/picture">
+                  <pic:nvPicPr>
+                    <pic:cNvPr id="73" name="图片 10"/>
+                    <pic:cNvPicPr>
+                      <a:picLocks noChangeAspect="1"/>
+                    </pic:cNvPicPr>
+                  </pic:nvPicPr>
+                  <pic:blipFill>
+                    <a:blip r:embed="rId62"/>
+                    <a:stretch>
+                      <a:fillRect/>
+                    </a:stretch>
+                  </pic:blipFill>
+                  <pic:spPr>
+                    <a:xfrm>
+                      <a:off x="0" y="0"/>
+                      <a:ext cx="3790950" cy="1409700"/>
+                    </a:xfrm>
+                    <a:prstGeom prst="rect">
+                      <a:avLst/>
+                    </a:prstGeom>
+                    <a:noFill/>
+                    <a:ln>
+                      <a:noFill/>
+                    </a:ln>
+                  </pic:spPr>
+                </pic:pic>
+              </a:graphicData>
+            </a:graphic>
+          </wp:inline>
+        </w:drawing>
+      </w:r>
+    </w:p>
+    <w:p>
+      <w:pPr>
+        <w:numPr>
+          <w:ilvl w:val="0"/>
+          <w:numId w:val="0"/>
+        </w:numPr>
+        <w:rPr>
+          <w:rFonts w:hint="eastAsia" w:eastAsia="新宋体"/>
+          <w:lang w:val="en-US" w:eastAsia="zh-CN"/>
+        </w:rPr>
+      </w:pPr>
+      <w:r>
+        <w:rPr>
+          <w:rFonts w:hint="eastAsia"/>
+          <w:lang w:val="en-US" w:eastAsia="zh-CN"/>
+        </w:rPr>
+        <w:t>陷阱会触发</w:t>
+      </w:r>
+      <w:r>
+        <w:rPr>
+          <w:rFonts w:hint="eastAsia" w:ascii="新宋体" w:hAnsi="新宋体" w:eastAsia="新宋体"/>
+          <w:color w:val="0000FF"/>
+          <w:sz w:val="19"/>
+          <w:szCs w:val="24"/>
+          <w:highlight w:val="white"/>
+        </w:rPr>
+        <w:t>onEnterTrap</w:t>
+      </w:r>
+      <w:r>
+        <w:rPr>
+          <w:rFonts w:hint="eastAsia" w:ascii="新宋体" w:hAnsi="新宋体" w:eastAsia="新宋体"/>
+          <w:color w:val="0000FF"/>
+          <w:sz w:val="19"/>
+          <w:szCs w:val="24"/>
+          <w:highlight w:val="white"/>
+          <w:lang w:val="en-US" w:eastAsia="zh-CN"/>
+        </w:rPr>
+        <w:t>和</w:t>
+      </w:r>
+      <w:r>
+        <w:rPr>
+          <w:rFonts w:hint="eastAsia" w:ascii="新宋体" w:hAnsi="新宋体" w:eastAsia="新宋体"/>
+          <w:color w:val="0000FF"/>
+          <w:sz w:val="19"/>
+          <w:szCs w:val="24"/>
+          <w:highlight w:val="white"/>
+        </w:rPr>
+        <w:t>onLeaveTrap</w:t>
+      </w:r>
+    </w:p>
+    <w:p>
+      <w:pPr>
+        <w:numPr>
+          <w:ilvl w:val="0"/>
+          <w:numId w:val="0"/>
+        </w:numPr>
+      </w:pPr>
+      <w:r>
+        <w:drawing>
+          <wp:inline distT="0" distB="0" distL="114300" distR="114300">
+            <wp:extent cx="5260340" cy="1276350"/>
+            <wp:effectExtent l="0" t="0" r="16510" b="0"/>
+            <wp:docPr id="75" name="图片 12"/>
+            <wp:cNvGraphicFramePr>
+              <a:graphicFrameLocks xmlns:a="http://schemas.openxmlformats.org/drawingml/2006/main" noChangeAspect="1"/>
+            </wp:cNvGraphicFramePr>
+            <a:graphic xmlns:a="http://schemas.openxmlformats.org/drawingml/2006/main">
+              <a:graphicData uri="http://schemas.openxmlformats.org/drawingml/2006/picture">
+                <pic:pic xmlns:pic="http://schemas.openxmlformats.org/drawingml/2006/picture">
+                  <pic:nvPicPr>
+                    <pic:cNvPr id="75" name="图片 12"/>
+                    <pic:cNvPicPr>
+                      <a:picLocks noChangeAspect="1"/>
+                    </pic:cNvPicPr>
+                  </pic:nvPicPr>
+                  <pic:blipFill>
+                    <a:blip r:embed="rId63"/>
+                    <a:stretch>
+                      <a:fillRect/>
+                    </a:stretch>
+                  </pic:blipFill>
+                  <pic:spPr>
+                    <a:xfrm>
+                      <a:off x="0" y="0"/>
+                      <a:ext cx="5260340" cy="1276350"/>
+                    </a:xfrm>
+                    <a:prstGeom prst="rect">
+                      <a:avLst/>
+                    </a:prstGeom>
+                    <a:noFill/>
+                    <a:ln>
+                      <a:noFill/>
+                    </a:ln>
+                  </pic:spPr>
+                </pic:pic>
+              </a:graphicData>
+            </a:graphic>
+          </wp:inline>
+        </w:drawing>
+      </w:r>
+    </w:p>
+    <w:p>
+      <w:pPr>
+        <w:numPr>
+          <w:ilvl w:val="0"/>
+          <w:numId w:val="0"/>
+        </w:numPr>
+        <w:rPr>
+          <w:rFonts w:hint="default"/>
+          <w:lang w:val="en-US" w:eastAsia="zh-CN"/>
+        </w:rPr>
+      </w:pPr>
+      <w:r>
+        <w:rPr>
+          <w:rFonts w:hint="eastAsia"/>
+          <w:lang w:val="en-US" w:eastAsia="zh-CN"/>
+        </w:rPr>
+        <w:t>陷阱类型是在构造的时候添加的,也就是接口</w:t>
+      </w:r>
+      <w:r>
+        <w:rPr>
+          <w:rFonts w:hint="eastAsia" w:ascii="新宋体" w:hAnsi="新宋体" w:eastAsia="新宋体"/>
+          <w:color w:val="000000"/>
+          <w:sz w:val="19"/>
+          <w:szCs w:val="24"/>
+          <w:highlight w:val="white"/>
+        </w:rPr>
+        <w:t>addProximity</w:t>
+      </w:r>
+    </w:p>
+    <w:p>
+      <w:pPr>
+        <w:numPr>
+          <w:ilvl w:val="0"/>
+          <w:numId w:val="0"/>
+        </w:numPr>
+        <w:rPr>
+          <w:rFonts w:hint="default"/>
+          <w:lang w:val="en-US" w:eastAsia="zh-CN"/>
+        </w:rPr>
+      </w:pPr>
+      <w:r>
+        <w:drawing>
+          <wp:inline distT="0" distB="0" distL="114300" distR="114300">
+            <wp:extent cx="5268595" cy="1296670"/>
+            <wp:effectExtent l="0" t="0" r="8255" b="17780"/>
+            <wp:docPr id="77" name="图片 14"/>
+            <wp:cNvGraphicFramePr>
+              <a:graphicFrameLocks xmlns:a="http://schemas.openxmlformats.org/drawingml/2006/main" noChangeAspect="1"/>
+            </wp:cNvGraphicFramePr>
+            <a:graphic xmlns:a="http://schemas.openxmlformats.org/drawingml/2006/main">
+              <a:graphicData uri="http://schemas.openxmlformats.org/drawingml/2006/picture">
+                <pic:pic xmlns:pic="http://schemas.openxmlformats.org/drawingml/2006/picture">
+                  <pic:nvPicPr>
+                    <pic:cNvPr id="77" name="图片 14"/>
+                    <pic:cNvPicPr>
+                      <a:picLocks noChangeAspect="1"/>
+                    </pic:cNvPicPr>
+                  </pic:nvPicPr>
+                  <pic:blipFill>
+                    <a:blip r:embed="rId64"/>
+                    <a:stretch>
+                      <a:fillRect/>
+                    </a:stretch>
+                  </pic:blipFill>
+                  <pic:spPr>
+                    <a:xfrm>
+                      <a:off x="0" y="0"/>
+                      <a:ext cx="5268595" cy="1296670"/>
+                    </a:xfrm>
+                    <a:prstGeom prst="rect">
+                      <a:avLst/>
+                    </a:prstGeom>
+                    <a:noFill/>
+                    <a:ln>
+                      <a:noFill/>
+                    </a:ln>
+                  </pic:spPr>
+                </pic:pic>
+              </a:graphicData>
+            </a:graphic>
+          </wp:inline>
+        </w:drawing>
+      </w:r>
+    </w:p>
+    <w:p>
+      <w:pPr>
+        <w:numPr>
+          <w:ilvl w:val="0"/>
+          <w:numId w:val="0"/>
+        </w:numPr>
+        <w:rPr>
+          <w:rFonts w:hint="default"/>
+          <w:lang w:val="en-US" w:eastAsia="zh-CN"/>
+        </w:rPr>
+      </w:pPr>
+      <w:r>
+        <w:drawing>
+          <wp:inline distT="0" distB="0" distL="114300" distR="114300">
+            <wp:extent cx="5266690" cy="1600835"/>
+            <wp:effectExtent l="0" t="0" r="10160" b="18415"/>
+            <wp:docPr id="76" name="图片 13"/>
+            <wp:cNvGraphicFramePr>
+              <a:graphicFrameLocks xmlns:a="http://schemas.openxmlformats.org/drawingml/2006/main" noChangeAspect="1"/>
+            </wp:cNvGraphicFramePr>
+            <a:graphic xmlns:a="http://schemas.openxmlformats.org/drawingml/2006/main">
+              <a:graphicData uri="http://schemas.openxmlformats.org/drawingml/2006/picture">
+                <pic:pic xmlns:pic="http://schemas.openxmlformats.org/drawingml/2006/picture">
+                  <pic:nvPicPr>
+                    <pic:cNvPr id="76" name="图片 13"/>
+                    <pic:cNvPicPr>
+                      <a:picLocks noChangeAspect="1"/>
+                    </pic:cNvPicPr>
+                  </pic:nvPicPr>
+                  <pic:blipFill>
+                    <a:blip r:embed="rId65"/>
+                    <a:stretch>
+                      <a:fillRect/>
+                    </a:stretch>
+                  </pic:blipFill>
+                  <pic:spPr>
+                    <a:xfrm>
+                      <a:off x="0" y="0"/>
+                      <a:ext cx="5266690" cy="1600835"/>
+                    </a:xfrm>
+                    <a:prstGeom prst="rect">
+                      <a:avLst/>
+                    </a:prstGeom>
+                    <a:noFill/>
+                    <a:ln>
+                      <a:noFill/>
+                    </a:ln>
+                  </pic:spPr>
+                </pic:pic>
+              </a:graphicData>
+            </a:graphic>
+          </wp:inline>
+        </w:drawing>
+      </w:r>
+    </w:p>
+    <w:p>
+      <w:pPr>
+        <w:numPr>
+          <w:ilvl w:val="0"/>
+          <w:numId w:val="0"/>
+        </w:numPr>
+        <w:rPr>
+          <w:rFonts w:hint="default"/>
+          <w:lang w:val="en-US" w:eastAsia="zh-CN"/>
+        </w:rPr>
+      </w:pPr>
+    </w:p>
+    <w:p>
+      <w:pPr>
+        <w:numPr>
+          <w:ilvl w:val="0"/>
+          <w:numId w:val="0"/>
+        </w:numPr>
+        <w:rPr>
+          <w:rFonts w:hint="default"/>
+          <w:lang w:val="en-US" w:eastAsia="zh-CN"/>
+        </w:rPr>
+      </w:pPr>
     </w:p>
     <w:p>
       <w:pPr>
@@ -2833,6 +4000,7 @@
     <w:p>
       <w:pPr>
         <w:numPr>
+          <w:ilvl w:val="0"/>
           <w:numId w:val="0"/>
         </w:numPr>
         <w:rPr>
@@ -2851,6 +4019,7 @@
     <w:p>
       <w:pPr>
         <w:numPr>
+          <w:ilvl w:val="0"/>
           <w:numId w:val="0"/>
         </w:numPr>
       </w:pPr>
@@ -2873,7 +4042,7 @@
                     </pic:cNvPicPr>
                   </pic:nvPicPr>
                   <pic:blipFill>
-                    <a:blip r:embed="rId50"/>
+                    <a:blip r:embed="rId66"/>
                     <a:stretch>
                       <a:fillRect/>
                     </a:stretch>
@@ -2901,6 +4070,7 @@
     <w:p>
       <w:pPr>
         <w:numPr>
+          <w:ilvl w:val="0"/>
           <w:numId w:val="0"/>
         </w:numPr>
         <w:rPr>
@@ -2919,6 +4089,7 @@
     <w:p>
       <w:pPr>
         <w:numPr>
+          <w:ilvl w:val="0"/>
           <w:numId w:val="0"/>
         </w:numPr>
       </w:pPr>
@@ -2941,7 +4112,7 @@
                     </pic:cNvPicPr>
                   </pic:nvPicPr>
                   <pic:blipFill>
-                    <a:blip r:embed="rId51"/>
+                    <a:blip r:embed="rId67"/>
                     <a:stretch>
                       <a:fillRect/>
                     </a:stretch>
@@ -2969,6 +4140,7 @@
     <w:p>
       <w:pPr>
         <w:numPr>
+          <w:ilvl w:val="0"/>
           <w:numId w:val="0"/>
         </w:numPr>
         <w:rPr>
@@ -2987,6 +4159,7 @@
     <w:p>
       <w:pPr>
         <w:numPr>
+          <w:ilvl w:val="0"/>
           <w:numId w:val="0"/>
         </w:numPr>
         <w:rPr>
@@ -3013,7 +4186,7 @@
                     </pic:cNvPicPr>
                   </pic:nvPicPr>
                   <pic:blipFill>
-                    <a:blip r:embed="rId52"/>
+                    <a:blip r:embed="rId68"/>
                     <a:stretch>
                       <a:fillRect/>
                     </a:stretch>
@@ -3060,6 +4233,7 @@
     <w:p>
       <w:pPr>
         <w:numPr>
+          <w:ilvl w:val="0"/>
           <w:numId w:val="0"/>
         </w:numPr>
         <w:rPr>
@@ -3078,6 +4252,7 @@
     <w:p>
       <w:pPr>
         <w:numPr>
+          <w:ilvl w:val="0"/>
           <w:numId w:val="0"/>
         </w:numPr>
       </w:pPr>
@@ -3100,7 +4275,7 @@
                     </pic:cNvPicPr>
                   </pic:nvPicPr>
                   <pic:blipFill>
-                    <a:blip r:embed="rId53"/>
+                    <a:blip r:embed="rId69"/>
                     <a:stretch>
                       <a:fillRect/>
                     </a:stretch>
@@ -3128,6 +4303,7 @@
     <w:p>
       <w:pPr>
         <w:numPr>
+          <w:ilvl w:val="0"/>
           <w:numId w:val="0"/>
         </w:numPr>
       </w:pPr>
@@ -3150,7 +4326,7 @@
                     </pic:cNvPicPr>
                   </pic:nvPicPr>
                   <pic:blipFill>
-                    <a:blip r:embed="rId54"/>
+                    <a:blip r:embed="rId70"/>
                     <a:stretch>
                       <a:fillRect/>
                     </a:stretch>
@@ -3178,6 +4354,7 @@
     <w:p>
       <w:pPr>
         <w:numPr>
+          <w:ilvl w:val="0"/>
           <w:numId w:val="0"/>
         </w:numPr>
         <w:rPr>
@@ -3192,12 +4369,11 @@
         </w:rPr>
         <w:t>加入管理</w:t>
       </w:r>
-      <w:bookmarkStart w:id="0" w:name="_GoBack"/>
-      <w:bookmarkEnd w:id="0"/>
     </w:p>
     <w:p>
       <w:pPr>
         <w:numPr>
+          <w:ilvl w:val="0"/>
           <w:numId w:val="0"/>
         </w:numPr>
       </w:pPr>
@@ -3220,7 +4396,7 @@
                     </pic:cNvPicPr>
                   </pic:nvPicPr>
                   <pic:blipFill>
-                    <a:blip r:embed="rId55"/>
+                    <a:blip r:embed="rId71"/>
                     <a:stretch>
                       <a:fillRect/>
                     </a:stretch>
@@ -3248,6 +4424,7 @@
     <w:p>
       <w:pPr>
         <w:numPr>
+          <w:ilvl w:val="0"/>
           <w:numId w:val="0"/>
         </w:numPr>
         <w:rPr>
@@ -3266,6 +4443,7 @@
     <w:p>
       <w:pPr>
         <w:numPr>
+          <w:ilvl w:val="0"/>
           <w:numId w:val="0"/>
         </w:numPr>
         <w:rPr>
@@ -3292,7 +4470,7 @@
                     </pic:cNvPicPr>
                   </pic:nvPicPr>
                   <pic:blipFill>
-                    <a:blip r:embed="rId56"/>
+                    <a:blip r:embed="rId72"/>
                     <a:stretch>
                       <a:fillRect/>
                     </a:stretch>
@@ -3320,6 +4498,7 @@
     <w:p>
       <w:pPr>
         <w:numPr>
+          <w:ilvl w:val="0"/>
           <w:numId w:val="0"/>
         </w:numPr>
         <w:rPr>
@@ -3346,7 +4525,7 @@
                     </pic:cNvPicPr>
                   </pic:nvPicPr>
                   <pic:blipFill>
-                    <a:blip r:embed="rId57"/>
+                    <a:blip r:embed="rId73"/>
                     <a:stretch>
                       <a:fillRect/>
                     </a:stretch>
@@ -3374,6 +4553,7 @@
     <w:p>
       <w:pPr>
         <w:numPr>
+          <w:ilvl w:val="0"/>
           <w:numId w:val="0"/>
         </w:numPr>
         <w:ind w:leftChars="0"/>
@@ -3464,7 +4644,7 @@
                     </pic:cNvPicPr>
                   </pic:nvPicPr>
                   <pic:blipFill>
-                    <a:blip r:embed="rId58"/>
+                    <a:blip r:embed="rId74"/>
                     <a:stretch>
                       <a:fillRect/>
                     </a:stretch>
@@ -3524,7 +4704,7 @@
                     </pic:cNvPicPr>
                   </pic:nvPicPr>
                   <pic:blipFill>
-                    <a:blip r:embed="rId59"/>
+                    <a:blip r:embed="rId75"/>
                     <a:stretch>
                       <a:fillRect/>
                     </a:stretch>
@@ -3570,7 +4750,7 @@
                     </pic:cNvPicPr>
                   </pic:nvPicPr>
                   <pic:blipFill>
-                    <a:blip r:embed="rId60"/>
+                    <a:blip r:embed="rId76"/>
                     <a:stretch>
                       <a:fillRect/>
                     </a:stretch>
@@ -3615,7 +4795,7 @@
                     </pic:cNvPicPr>
                   </pic:nvPicPr>
                   <pic:blipFill>
-                    <a:blip r:embed="rId61"/>
+                    <a:blip r:embed="rId77"/>
                     <a:stretch>
                       <a:fillRect/>
                     </a:stretch>
@@ -3693,7 +4873,7 @@
                     </pic:cNvPicPr>
                   </pic:nvPicPr>
                   <pic:blipFill>
-                    <a:blip r:embed="rId62"/>
+                    <a:blip r:embed="rId78"/>
                     <a:stretch>
                       <a:fillRect/>
                     </a:stretch>
@@ -3738,7 +4918,7 @@
                     </pic:cNvPicPr>
                   </pic:nvPicPr>
                   <pic:blipFill>
-                    <a:blip r:embed="rId63"/>
+                    <a:blip r:embed="rId79"/>
                     <a:stretch>
                       <a:fillRect/>
                     </a:stretch>
@@ -3783,7 +4963,7 @@
                     </pic:cNvPicPr>
                   </pic:nvPicPr>
                   <pic:blipFill>
-                    <a:blip r:embed="rId64"/>
+                    <a:blip r:embed="rId80"/>
                     <a:stretch>
                       <a:fillRect/>
                     </a:stretch>
@@ -3828,7 +5008,7 @@
                     </pic:cNvPicPr>
                   </pic:nvPicPr>
                   <pic:blipFill>
-                    <a:blip r:embed="rId65"/>
+                    <a:blip r:embed="rId81"/>
                     <a:stretch>
                       <a:fillRect/>
                     </a:stretch>
@@ -4015,7 +5195,7 @@
                     </pic:cNvPicPr>
                   </pic:nvPicPr>
                   <pic:blipFill>
-                    <a:blip r:embed="rId66"/>
+                    <a:blip r:embed="rId82"/>
                     <a:stretch>
                       <a:fillRect/>
                     </a:stretch>
@@ -4159,7 +5339,7 @@
     <w:lsdException w:qFormat="1" w:unhideWhenUsed="0" w:uiPriority="0" w:semiHidden="0" w:name="Title"/>
     <w:lsdException w:unhideWhenUsed="0" w:uiPriority="0" w:semiHidden="0" w:name="Closing"/>
     <w:lsdException w:unhideWhenUsed="0" w:uiPriority="0" w:semiHidden="0" w:name="Signature"/>
-    <w:lsdException w:unhideWhenUsed="0" w:uiPriority="0" w:name="Default Paragraph Font"/>
+    <w:lsdException w:qFormat="1" w:unhideWhenUsed="0" w:uiPriority="0" w:name="Default Paragraph Font"/>
     <w:lsdException w:unhideWhenUsed="0" w:uiPriority="0" w:semiHidden="0" w:name="Body Text"/>
     <w:lsdException w:unhideWhenUsed="0" w:uiPriority="0" w:semiHidden="0" w:name="Body Text Indent"/>
     <w:lsdException w:unhideWhenUsed="0" w:uiPriority="0" w:semiHidden="0" w:name="List Continue"/>
@@ -4197,7 +5377,7 @@
     <w:lsdException w:unhideWhenUsed="0" w:uiPriority="0" w:semiHidden="0" w:name="HTML Sample"/>
     <w:lsdException w:unhideWhenUsed="0" w:uiPriority="0" w:semiHidden="0" w:name="HTML Typewriter"/>
     <w:lsdException w:unhideWhenUsed="0" w:uiPriority="0" w:semiHidden="0" w:name="HTML Variable"/>
-    <w:lsdException w:unhideWhenUsed="0" w:uiPriority="0" w:name="Normal Table"/>
+    <w:lsdException w:qFormat="1" w:unhideWhenUsed="0" w:uiPriority="0" w:name="Normal Table"/>
     <w:lsdException w:unhideWhenUsed="0" w:uiPriority="0" w:semiHidden="0" w:name="annotation subject"/>
     <w:lsdException w:unhideWhenUsed="0" w:uiPriority="0" w:semiHidden="0" w:name="Table Simple 1"/>
     <w:lsdException w:unhideWhenUsed="0" w:uiPriority="0" w:semiHidden="0" w:name="Table Simple 2"/>
@@ -4362,11 +5542,13 @@
   <w:style w:type="character" w:default="1" w:styleId="3">
     <w:name w:val="Default Paragraph Font"/>
     <w:semiHidden/>
+    <w:qFormat/>
     <w:uiPriority w:val="0"/>
   </w:style>
   <w:style w:type="table" w:default="1" w:styleId="2">
     <w:name w:val="Normal Table"/>
     <w:semiHidden/>
+    <w:qFormat/>
     <w:uiPriority w:val="0"/>
     <w:tblPr>
       <w:tblCellMar>

--- a/kbengine引擎源码启动流程大致解析.docx
+++ b/kbengine引擎源码启动流程大致解析.docx
@@ -3549,8 +3549,6 @@
           </wp:inline>
         </w:drawing>
       </w:r>
-      <w:bookmarkStart w:id="0" w:name="_GoBack"/>
-      <w:bookmarkEnd w:id="0"/>
     </w:p>
     <w:p>
       <w:pPr>
@@ -5228,6 +5226,260 @@
           <w:lang w:val="en-US" w:eastAsia="zh-CN"/>
         </w:rPr>
       </w:pPr>
+    </w:p>
+    <w:p>
+      <w:pPr>
+        <w:rPr>
+          <w:rFonts w:hint="default" w:eastAsiaTheme="minorEastAsia"/>
+          <w:lang w:val="en-US" w:eastAsia="zh-CN"/>
+        </w:rPr>
+      </w:pPr>
+    </w:p>
+    <w:p>
+      <w:pPr>
+        <w:rPr>
+          <w:rFonts w:hint="default" w:eastAsiaTheme="minorEastAsia"/>
+          <w:lang w:val="en-US" w:eastAsia="zh-CN"/>
+        </w:rPr>
+      </w:pPr>
+    </w:p>
+    <w:p>
+      <w:pPr>
+        <w:rPr>
+          <w:rFonts w:hint="default" w:eastAsiaTheme="minorEastAsia"/>
+          <w:lang w:val="en-US" w:eastAsia="zh-CN"/>
+        </w:rPr>
+      </w:pPr>
+    </w:p>
+    <w:p>
+      <w:pPr>
+        <w:rPr>
+          <w:rFonts w:hint="default" w:eastAsiaTheme="minorEastAsia"/>
+          <w:lang w:val="en-US" w:eastAsia="zh-CN"/>
+        </w:rPr>
+      </w:pPr>
+    </w:p>
+    <w:p>
+      <w:pPr>
+        <w:rPr>
+          <w:rFonts w:hint="default" w:eastAsiaTheme="minorEastAsia"/>
+          <w:lang w:val="en-US" w:eastAsia="zh-CN"/>
+        </w:rPr>
+      </w:pPr>
+    </w:p>
+    <w:p>
+      <w:pPr>
+        <w:rPr>
+          <w:rFonts w:hint="default" w:eastAsiaTheme="minorEastAsia"/>
+          <w:lang w:val="en-US" w:eastAsia="zh-CN"/>
+        </w:rPr>
+      </w:pPr>
+    </w:p>
+    <w:p>
+      <w:pPr>
+        <w:rPr>
+          <w:rFonts w:hint="default" w:eastAsiaTheme="minorEastAsia"/>
+          <w:lang w:val="en-US" w:eastAsia="zh-CN"/>
+        </w:rPr>
+      </w:pPr>
+    </w:p>
+    <w:p>
+      <w:pPr>
+        <w:rPr>
+          <w:rFonts w:hint="default" w:eastAsiaTheme="minorEastAsia"/>
+          <w:lang w:val="en-US" w:eastAsia="zh-CN"/>
+        </w:rPr>
+      </w:pPr>
+    </w:p>
+    <w:p>
+      <w:pPr>
+        <w:rPr>
+          <w:rFonts w:hint="default" w:eastAsiaTheme="minorEastAsia"/>
+          <w:lang w:val="en-US" w:eastAsia="zh-CN"/>
+        </w:rPr>
+      </w:pPr>
+    </w:p>
+    <w:p>
+      <w:pPr>
+        <w:rPr>
+          <w:rFonts w:hint="default" w:eastAsiaTheme="minorEastAsia"/>
+          <w:lang w:val="en-US" w:eastAsia="zh-CN"/>
+        </w:rPr>
+      </w:pPr>
+    </w:p>
+    <w:p>
+      <w:pPr>
+        <w:rPr>
+          <w:rFonts w:hint="default" w:eastAsiaTheme="minorEastAsia"/>
+          <w:lang w:val="en-US" w:eastAsia="zh-CN"/>
+        </w:rPr>
+      </w:pPr>
+    </w:p>
+    <w:p>
+      <w:pPr>
+        <w:rPr>
+          <w:rFonts w:hint="default" w:eastAsiaTheme="minorEastAsia"/>
+          <w:lang w:val="en-US" w:eastAsia="zh-CN"/>
+        </w:rPr>
+      </w:pPr>
+    </w:p>
+    <w:p>
+      <w:pPr>
+        <w:rPr>
+          <w:rFonts w:hint="default" w:eastAsiaTheme="minorEastAsia"/>
+          <w:lang w:val="en-US" w:eastAsia="zh-CN"/>
+        </w:rPr>
+      </w:pPr>
+    </w:p>
+    <w:p>
+      <w:pPr>
+        <w:rPr>
+          <w:rFonts w:hint="default" w:eastAsiaTheme="minorEastAsia"/>
+          <w:lang w:val="en-US" w:eastAsia="zh-CN"/>
+        </w:rPr>
+      </w:pPr>
+    </w:p>
+    <w:p>
+      <w:pPr>
+        <w:rPr>
+          <w:rFonts w:hint="default" w:eastAsiaTheme="minorEastAsia"/>
+          <w:lang w:val="en-US" w:eastAsia="zh-CN"/>
+        </w:rPr>
+      </w:pPr>
+    </w:p>
+    <w:p>
+      <w:pPr>
+        <w:rPr>
+          <w:rFonts w:hint="default" w:eastAsiaTheme="minorEastAsia"/>
+          <w:lang w:val="en-US" w:eastAsia="zh-CN"/>
+        </w:rPr>
+      </w:pPr>
+    </w:p>
+    <w:p>
+      <w:pPr>
+        <w:rPr>
+          <w:rFonts w:hint="default" w:eastAsiaTheme="minorEastAsia"/>
+          <w:lang w:val="en-US" w:eastAsia="zh-CN"/>
+        </w:rPr>
+      </w:pPr>
+    </w:p>
+    <w:p>
+      <w:pPr>
+        <w:rPr>
+          <w:rFonts w:hint="default" w:eastAsiaTheme="minorEastAsia"/>
+          <w:lang w:val="en-US" w:eastAsia="zh-CN"/>
+        </w:rPr>
+      </w:pPr>
+    </w:p>
+    <w:p>
+      <w:pPr>
+        <w:rPr>
+          <w:rFonts w:hint="default" w:eastAsiaTheme="minorEastAsia"/>
+          <w:lang w:val="en-US" w:eastAsia="zh-CN"/>
+        </w:rPr>
+      </w:pPr>
+    </w:p>
+    <w:p>
+      <w:pPr>
+        <w:rPr>
+          <w:rFonts w:hint="default" w:eastAsiaTheme="minorEastAsia"/>
+          <w:lang w:val="en-US" w:eastAsia="zh-CN"/>
+        </w:rPr>
+      </w:pPr>
+    </w:p>
+    <w:p>
+      <w:pPr>
+        <w:rPr>
+          <w:rFonts w:hint="default" w:eastAsiaTheme="minorEastAsia"/>
+          <w:lang w:val="en-US" w:eastAsia="zh-CN"/>
+        </w:rPr>
+      </w:pPr>
+    </w:p>
+    <w:p>
+      <w:pPr>
+        <w:rPr>
+          <w:rFonts w:hint="default" w:eastAsiaTheme="minorEastAsia"/>
+          <w:lang w:val="en-US" w:eastAsia="zh-CN"/>
+        </w:rPr>
+      </w:pPr>
+    </w:p>
+    <w:p>
+      <w:pPr>
+        <w:rPr>
+          <w:rFonts w:hint="default" w:eastAsiaTheme="minorEastAsia"/>
+          <w:lang w:val="en-US" w:eastAsia="zh-CN"/>
+        </w:rPr>
+      </w:pPr>
+    </w:p>
+    <w:p>
+      <w:pPr>
+        <w:rPr>
+          <w:rFonts w:hint="default" w:eastAsiaTheme="minorEastAsia"/>
+          <w:lang w:val="en-US" w:eastAsia="zh-CN"/>
+        </w:rPr>
+      </w:pPr>
+    </w:p>
+    <w:p>
+      <w:pPr>
+        <w:rPr>
+          <w:rFonts w:hint="default" w:eastAsiaTheme="minorEastAsia"/>
+          <w:lang w:val="en-US" w:eastAsia="zh-CN"/>
+        </w:rPr>
+      </w:pPr>
+    </w:p>
+    <w:p>
+      <w:pPr>
+        <w:rPr>
+          <w:rFonts w:hint="default" w:eastAsiaTheme="minorEastAsia"/>
+          <w:lang w:val="en-US" w:eastAsia="zh-CN"/>
+        </w:rPr>
+      </w:pPr>
+    </w:p>
+    <w:p>
+      <w:pPr>
+        <w:rPr>
+          <w:rFonts w:hint="default" w:eastAsiaTheme="minorEastAsia"/>
+          <w:lang w:val="en-US" w:eastAsia="zh-CN"/>
+        </w:rPr>
+      </w:pPr>
+    </w:p>
+    <w:p>
+      <w:pPr>
+        <w:rPr>
+          <w:rFonts w:hint="default" w:eastAsia="新宋体"/>
+          <w:lang w:val="en-US" w:eastAsia="zh-CN"/>
+        </w:rPr>
+      </w:pPr>
+      <w:r>
+        <w:rPr>
+          <w:rFonts w:hint="eastAsia"/>
+          <w:lang w:val="en-US" w:eastAsia="zh-CN"/>
+        </w:rPr>
+        <w:t xml:space="preserve">客户端移动更新坐标是通过 </w:t>
+      </w:r>
+      <w:r>
+        <w:rPr>
+          <w:rFonts w:hint="eastAsia" w:ascii="新宋体" w:hAnsi="新宋体" w:eastAsia="新宋体"/>
+          <w:color w:val="000000"/>
+          <w:sz w:val="19"/>
+          <w:szCs w:val="24"/>
+          <w:highlight w:val="white"/>
+        </w:rPr>
+        <w:t>onUpdateDataFromClient</w:t>
+      </w:r>
+      <w:r>
+        <w:rPr>
+          <w:rFonts w:hint="eastAsia" w:ascii="新宋体" w:hAnsi="新宋体" w:eastAsia="新宋体"/>
+          <w:color w:val="000000"/>
+          <w:sz w:val="19"/>
+          <w:szCs w:val="24"/>
+          <w:highlight w:val="white"/>
+          <w:lang w:val="en-US" w:eastAsia="zh-CN"/>
+        </w:rPr>
+        <w:t>实现的</w:t>
+      </w:r>
+      <w:bookmarkStart w:id="0" w:name="_GoBack"/>
+      <w:bookmarkEnd w:id="0"/>
     </w:p>
     <w:sectPr>
       <w:pgSz w:w="11906" w:h="16838"/>
